--- a/arb/docx/014.content.docx
+++ b/arb/docx/014.content.docx
@@ -22,7 +22,7 @@
         <w:rPr>
           <w:lang w:val="ar_AE" w:bidi="ar_AE"/>
         </w:rPr>
-        <w:t>Resource: Tyndale Open Study Notes</w:t>
+        <w:t>Resource: Aquifer Open Study Notes (Profiles)</w:t>
       </w:r>
       <w:r>
         <w:rPr>
@@ -122,7 +122,7 @@
         <w:rPr>
           <w:lang w:val="ar_AE" w:bidi="ar_AE"/>
         </w:rPr>
-        <w:t>Tyndale Open Study Notes</w:t>
+        <w:t>Aquifer Open Study Notes (Profiles)</w:t>
       </w:r>
     </w:p>
     <w:p>

--- a/arb/docx/014.content.docx
+++ b/arb/docx/014.content.docx
@@ -9,6 +9,8 @@
       </w:pPr>
       <w:r>
         <w:rPr>
+          <w:rtl/>
+          <w:cs/>
           <w:lang w:val="ar_AE" w:bidi="ar_AE"/>
         </w:rPr>
       </w:r>
@@ -20,12 +22,16 @@
       </w:pPr>
       <w:r>
         <w:rPr>
+          <w:rtl/>
+          <w:cs/>
           <w:lang w:val="ar_AE" w:bidi="ar_AE"/>
         </w:rPr>
         <w:t>Resource: Aquifer Open Study Notes (Profiles)</w:t>
       </w:r>
       <w:r>
         <w:rPr>
+          <w:rtl/>
+          <w:cs/>
           <w:lang w:val="ar_AE" w:bidi="ar_AE"/>
         </w:rPr>
       </w:r>
@@ -36,12 +42,16 @@
       </w:pPr>
       <w:r>
         <w:rPr>
+          <w:rtl/>
+          <w:cs/>
           <w:lang w:val="ar_AE" w:bidi="ar_AE"/>
         </w:rPr>
       </w:r>
       <w:r>
         <w:rPr>
           <w:b/>
+          <w:rtl/>
+          <w:cs/>
           <w:lang w:val="ar_AE" w:bidi="ar_AE"/>
         </w:rPr>
         <w:t>Aquifer Open Study Notes (Profiles)</w:t>
@@ -53,35 +63,47 @@
       </w:pPr>
       <w:r>
         <w:rPr>
-          <w:lang w:val="ar_AE" w:bidi="ar_AE"/>
-        </w:rPr>
-      </w:r>
-      <w:r>
-        <w:rPr>
+          <w:rtl/>
+          <w:cs/>
+          <w:lang w:val="ar_AE" w:bidi="ar_AE"/>
+        </w:rPr>
+      </w:r>
+      <w:r>
+        <w:rPr>
+          <w:rtl/>
+          <w:cs/>
           <w:lang w:val="ar_AE" w:bidi="ar_AE"/>
         </w:rPr>
         <w:t xml:space="preserve">This work is an adaptation of </w:t>
       </w:r>
       <w:r>
         <w:rPr>
+          <w:rtl/>
+          <w:cs/>
           <w:lang w:val="ar_AE" w:bidi="ar_AE"/>
         </w:rPr>
         <w:t>Tyndale Open Study Notes</w:t>
       </w:r>
       <w:r>
         <w:rPr>
+          <w:rtl/>
+          <w:cs/>
           <w:lang w:val="ar_AE" w:bidi="ar_AE"/>
         </w:rPr>
         <w:t xml:space="preserve"> © 2023 Tyndale House Publishers, licensed under the CC BY-SA 4.0 license. The adaptation, </w:t>
       </w:r>
       <w:r>
         <w:rPr>
+          <w:rtl/>
+          <w:cs/>
           <w:lang w:val="ar_AE" w:bidi="ar_AE"/>
         </w:rPr>
         <w:t>Aquifer Open Study Notes</w:t>
       </w:r>
       <w:r>
         <w:rPr>
+          <w:rtl/>
+          <w:cs/>
           <w:lang w:val="ar_AE" w:bidi="ar_AE"/>
         </w:rPr>
         <w:t>, was created by Mission Mutual and is also licensed under CC BY-SA 4.0.</w:t>
@@ -93,22 +115,30 @@
       </w:pPr>
       <w:r>
         <w:rPr>
-          <w:lang w:val="ar_AE" w:bidi="ar_AE"/>
-        </w:rPr>
-      </w:r>
-      <w:r>
-        <w:rPr>
+          <w:rtl/>
+          <w:cs/>
+          <w:lang w:val="ar_AE" w:bidi="ar_AE"/>
+        </w:rPr>
+      </w:r>
+      <w:r>
+        <w:rPr>
+          <w:rtl/>
+          <w:cs/>
           <w:lang w:val="ar_AE" w:bidi="ar_AE"/>
         </w:rPr>
         <w:t>This resource has been adapted into multiple languages, including English, Tok Pisin, Arabic (عربي), French (Français), Hindi (हिंदी), Indonesian (Bahasa Indonesia), Portuguese (Português), Russian (Русский), Spanish (Español), Swahili (Kiswahili), and Simplified Chinese (简体中文).</w:t>
       </w:r>
       <w:r>
         <w:rPr>
-          <w:lang w:val="ar_AE" w:bidi="ar_AE"/>
-        </w:rPr>
-      </w:r>
-      <w:r>
-        <w:rPr>
+          <w:rtl/>
+          <w:cs/>
+          <w:lang w:val="ar_AE" w:bidi="ar_AE"/>
+        </w:rPr>
+      </w:r>
+      <w:r>
+        <w:rPr>
+          <w:rtl/>
+          <w:cs/>
           <w:lang w:val="ar_AE" w:bidi="ar_AE"/>
         </w:rPr>
       </w:r>
@@ -120,6 +150,8 @@
       </w:pPr>
       <w:r>
         <w:rPr>
+          <w:rtl/>
+          <w:cs/>
           <w:lang w:val="ar_AE" w:bidi="ar_AE"/>
         </w:rPr>
         <w:t>Aquifer Open Study Notes (Profiles)</w:t>
@@ -149,6 +181,8 @@
       </w:pPr>
       <w:r>
         <w:rPr>
+          <w:rtl/>
+          <w:cs/>
           <w:lang w:val="ar_AE" w:bidi="ar_AE"/>
         </w:rPr>
       </w:r>
@@ -160,12 +194,16 @@
       </w:pPr>
       <w:r>
         <w:rPr>
+          <w:rtl/>
+          <w:cs/>
           <w:lang w:val="ar_AE" w:bidi="ar_AE"/>
         </w:rPr>
         <w:t>د</w:t>
       </w:r>
       <w:r>
         <w:rPr>
+          <w:rtl/>
+          <w:cs/>
           <w:lang w:val="ar_AE" w:bidi="ar_AE"/>
         </w:rPr>
       </w:r>
@@ -176,22 +214,30 @@
       </w:pPr>
       <w:r>
         <w:rPr>
-          <w:lang w:val="ar_AE" w:bidi="ar_AE"/>
-        </w:rPr>
-      </w:r>
-      <w:r>
-        <w:rPr>
+          <w:rtl/>
+          <w:cs/>
+          <w:lang w:val="ar_AE" w:bidi="ar_AE"/>
+        </w:rPr>
+      </w:r>
+      <w:r>
+        <w:rPr>
+          <w:rtl/>
+          <w:cs/>
           <w:lang w:val="ar_AE" w:bidi="ar_AE"/>
         </w:rPr>
         <w:t xml:space="preserve"> </w:t>
       </w:r>
       <w:r>
         <w:rPr>
-          <w:lang w:val="ar_AE" w:bidi="ar_AE"/>
-        </w:rPr>
-      </w:r>
-      <w:r>
-        <w:rPr>
+          <w:rtl/>
+          <w:cs/>
+          <w:lang w:val="ar_AE" w:bidi="ar_AE"/>
+        </w:rPr>
+      </w:r>
+      <w:r>
+        <w:rPr>
+          <w:rtl/>
+          <w:cs/>
           <w:lang w:val="ar_AE" w:bidi="ar_AE"/>
         </w:rPr>
       </w:r>
@@ -217,6 +263,8 @@
       </w:pPr>
       <w:r>
         <w:rPr>
+          <w:rtl/>
+          <w:cs/>
           <w:lang w:val="ar_AE" w:bidi="ar_AE"/>
         </w:rPr>
       </w:r>
@@ -228,12 +276,16 @@
       </w:pPr>
       <w:r>
         <w:rPr>
+          <w:rtl/>
+          <w:cs/>
           <w:lang w:val="ar_AE" w:bidi="ar_AE"/>
         </w:rPr>
         <w:t>دانيآل</w:t>
       </w:r>
       <w:r>
         <w:rPr>
+          <w:rtl/>
+          <w:cs/>
           <w:lang w:val="ar_AE" w:bidi="ar_AE"/>
         </w:rPr>
       </w:r>
@@ -244,23 +296,31 @@
       </w:pPr>
       <w:r>
         <w:rPr>
-          <w:lang w:val="ar_AE" w:bidi="ar_AE"/>
-        </w:rPr>
-      </w:r>
-      <w:r>
-        <w:rPr>
+          <w:rtl/>
+          <w:cs/>
+          <w:lang w:val="ar_AE" w:bidi="ar_AE"/>
+        </w:rPr>
+      </w:r>
+      <w:r>
+        <w:rPr>
+          <w:rtl/>
+          <w:cs/>
           <w:lang w:val="ar_AE" w:bidi="ar_AE"/>
         </w:rPr>
         <w:t xml:space="preserve">إن دانيآل </w:t>
       </w:r>
       <w:r>
         <w:rPr>
+          <w:rtl/>
+          <w:cs/>
           <w:lang w:val="ar_AE" w:bidi="ar_AE"/>
         </w:rPr>
         <w:t>مثال ساطع لا تخطئه العين من جهة ا</w:t>
       </w:r>
       <w:r>
         <w:rPr>
+          <w:rtl/>
+          <w:cs/>
           <w:lang w:val="ar_AE" w:bidi="ar_AE"/>
         </w:rPr>
         <w:t>لإيمان والحكمة والاحتمال في الأوقات العصيبة والاضطهاد. وتُظهر حياته ونبوءاته أن الله هو من بيده زاما الأمر وهو من ينتصر في نهاية المطاف، حتى عندما يبدو الشرّ هو الأقوى.</w:t>
@@ -272,11 +332,15 @@
       </w:pPr>
       <w:r>
         <w:rPr>
-          <w:lang w:val="ar_AE" w:bidi="ar_AE"/>
-        </w:rPr>
-      </w:r>
-      <w:r>
-        <w:rPr>
+          <w:rtl/>
+          <w:cs/>
+          <w:lang w:val="ar_AE" w:bidi="ar_AE"/>
+        </w:rPr>
+      </w:r>
+      <w:r>
+        <w:rPr>
+          <w:rtl/>
+          <w:cs/>
           <w:lang w:val="ar_AE" w:bidi="ar_AE"/>
         </w:rPr>
         <w:t>كان دانيآل ينتمي إلى العائلة الملكية ليهوذا عندما هاجم الجيش البابلي أورشليم لأول مرة في عام 605 قبل الميلاد (</w:t>
@@ -284,6 +348,8 @@
       <w:hyperlink r:id="rId13">
         <w:r>
           <w:rPr>
+            <w:rtl/>
+            <w:cs/>
             <w:lang w:val="ar_AE" w:bidi="ar_AE"/>
           </w:rPr>
           <w:rPr>
@@ -295,6 +361,8 @@
       </w:hyperlink>
       <w:r>
         <w:rPr>
+          <w:rtl/>
+          <w:cs/>
           <w:lang w:val="ar_AE" w:bidi="ar_AE"/>
         </w:rPr>
         <w:t>). أخذ دانيآل مسبيًا إلى بابل مع عزريا وحننيّا وميشائيل. وقد أمر الملك نبوخذناصّر بتدريب هؤلاء الفتية، إلى جانب آخرين، لخدمة إمبراطوريته المتوسعة. كان دانيآل وأصدقاؤه من أذكى الفتيان وأكثرهم صحة، لذا شغلوا مناصب مهمة في بلاط نبوخذناصّر.</w:t>
@@ -306,11 +374,15 @@
       </w:pPr>
       <w:r>
         <w:rPr>
-          <w:lang w:val="ar_AE" w:bidi="ar_AE"/>
-        </w:rPr>
-      </w:r>
-      <w:r>
-        <w:rPr>
+          <w:rtl/>
+          <w:cs/>
+          <w:lang w:val="ar_AE" w:bidi="ar_AE"/>
+        </w:rPr>
+      </w:r>
+      <w:r>
+        <w:rPr>
+          <w:rtl/>
+          <w:cs/>
           <w:lang w:val="ar_AE" w:bidi="ar_AE"/>
         </w:rPr>
         <w:t xml:space="preserve">عمل دانيآل في البلاط مدة تقارب السبعين عامًا (انظر </w:t>
@@ -318,6 +390,8 @@
       <w:hyperlink r:id="rId14">
         <w:r>
           <w:rPr>
+            <w:rtl/>
+            <w:cs/>
             <w:lang w:val="ar_AE" w:bidi="ar_AE"/>
           </w:rPr>
           <w:rPr>
@@ -329,6 +403,8 @@
       </w:hyperlink>
       <w:r>
         <w:rPr>
+          <w:rtl/>
+          <w:cs/>
           <w:lang w:val="ar_AE" w:bidi="ar_AE"/>
         </w:rPr>
         <w:t>). وسرعان ما اكتسب سمعة طيبة بفضل فطنتهم وتكريسهم الكامل لله. عندما راود نبوخذناصّر حلم مخيف، كشف الله معنى الحلم لدانيآل، الذي بدوره فسّره للملك (</w:t>
@@ -336,6 +412,8 @@
       <w:hyperlink r:id="rId15">
         <w:r>
           <w:rPr>
+            <w:rtl/>
+            <w:cs/>
             <w:lang w:val="ar_AE" w:bidi="ar_AE"/>
           </w:rPr>
           <w:rPr>
@@ -347,6 +425,8 @@
       </w:hyperlink>
       <w:r>
         <w:rPr>
+          <w:rtl/>
+          <w:cs/>
           <w:lang w:val="ar_AE" w:bidi="ar_AE"/>
         </w:rPr>
         <w:t>). كذلك فسّر دانيآل لاحقًا حلمًا ثانيًا كان يختص بكبرياء الملك (</w:t>
@@ -354,6 +434,8 @@
       <w:hyperlink r:id="rId16">
         <w:r>
           <w:rPr>
+            <w:rtl/>
+            <w:cs/>
             <w:lang w:val="ar_AE" w:bidi="ar_AE"/>
           </w:rPr>
           <w:rPr>
@@ -365,6 +447,8 @@
       </w:hyperlink>
       <w:r>
         <w:rPr>
+          <w:rtl/>
+          <w:cs/>
           <w:lang w:val="ar_AE" w:bidi="ar_AE"/>
         </w:rPr>
         <w:t>). حثّ دانيآل نبوخذناصّر على التوبة، لكنه لم يتب. وعلى إثر عدم توبته فقد نبوخذناصّر عقله ولو لبعض الوقت (</w:t>
@@ -372,6 +456,8 @@
       <w:hyperlink r:id="rId17">
         <w:r>
           <w:rPr>
+            <w:rtl/>
+            <w:cs/>
             <w:lang w:val="ar_AE" w:bidi="ar_AE"/>
           </w:rPr>
           <w:rPr>
@@ -383,6 +469,8 @@
       </w:hyperlink>
       <w:r>
         <w:rPr>
+          <w:rtl/>
+          <w:cs/>
           <w:lang w:val="ar_AE" w:bidi="ar_AE"/>
         </w:rPr>
         <w:t>).</w:t>
@@ -394,23 +482,31 @@
       </w:pPr>
       <w:r>
         <w:rPr>
-          <w:lang w:val="ar_AE" w:bidi="ar_AE"/>
-        </w:rPr>
-      </w:r>
-      <w:r>
-        <w:rPr>
+          <w:rtl/>
+          <w:cs/>
+          <w:lang w:val="ar_AE" w:bidi="ar_AE"/>
+        </w:rPr>
+      </w:r>
+      <w:r>
+        <w:rPr>
+          <w:rtl/>
+          <w:cs/>
           <w:lang w:val="ar_AE" w:bidi="ar_AE"/>
         </w:rPr>
         <w:t>لطالما كان يظهر دانيآل الاحترام الواجب لملك بابل. وقد حظي دانيآل باحترام نبوخذناصّر وتقديره له نظرًا لحُسن شخصيته وسلوكه. وترتب</w:t>
       </w:r>
       <w:r>
         <w:rPr>
+          <w:rtl/>
+          <w:cs/>
           <w:lang w:val="ar_AE" w:bidi="ar_AE"/>
         </w:rPr>
         <w:t xml:space="preserve"> على </w:t>
       </w:r>
       <w:r>
         <w:rPr>
+          <w:rtl/>
+          <w:cs/>
           <w:lang w:val="ar_AE" w:bidi="ar_AE"/>
         </w:rPr>
         <w:t>ذلك سجود نبوخذناصّر للرب وعبادته له، رغم أنه لم يكن يعبد الله وحده. إن أمانة دانيآل وحكمته يلهمان القارئ في الثقافات المعاصرة المعادية.</w:t>
@@ -422,11 +518,15 @@
       </w:pPr>
       <w:r>
         <w:rPr>
-          <w:lang w:val="ar_AE" w:bidi="ar_AE"/>
-        </w:rPr>
-      </w:r>
-      <w:r>
-        <w:rPr>
+          <w:rtl/>
+          <w:cs/>
+          <w:lang w:val="ar_AE" w:bidi="ar_AE"/>
+        </w:rPr>
+      </w:r>
+      <w:r>
+        <w:rPr>
+          <w:rtl/>
+          <w:cs/>
           <w:lang w:val="ar_AE" w:bidi="ar_AE"/>
         </w:rPr>
         <w:t>لاحقًا، أقام بيلشاصّر نائب الملك في بابل وليمة في عام 539 قبل الميلاد، واستخدم الآنية المقدسة التي أخذت من هيكل أورشليم بازدراء شديد. وفجأة، كتبت أصابع يد إنسان غير مرئية على جدار القصر هذه الكلمات "مَنَا مَنَا تَقَيْلُ وَفَرْسِينُ"فسر دانيآل هذه الكلمات على أنها نبوة بنهاية وشيكة لمملكة بابل. في تلك الليلة نفسها، استولى الفرس على العاصمة وقتلوا بيلشاصّر (</w:t>
@@ -434,6 +534,8 @@
       <w:hyperlink r:id="rId18">
         <w:r>
           <w:rPr>
+            <w:rtl/>
+            <w:cs/>
             <w:lang w:val="ar_AE" w:bidi="ar_AE"/>
           </w:rPr>
           <w:rPr>
@@ -445,6 +547,8 @@
       </w:hyperlink>
       <w:r>
         <w:rPr>
+          <w:rtl/>
+          <w:cs/>
           <w:lang w:val="ar_AE" w:bidi="ar_AE"/>
         </w:rPr>
         <w:t>).</w:t>
@@ -456,11 +560,15 @@
       </w:pPr>
       <w:r>
         <w:rPr>
-          <w:lang w:val="ar_AE" w:bidi="ar_AE"/>
-        </w:rPr>
-      </w:r>
-      <w:r>
-        <w:rPr>
+          <w:rtl/>
+          <w:cs/>
+          <w:lang w:val="ar_AE" w:bidi="ar_AE"/>
+        </w:rPr>
+      </w:r>
+      <w:r>
+        <w:rPr>
+          <w:rtl/>
+          <w:cs/>
           <w:lang w:val="ar_AE" w:bidi="ar_AE"/>
         </w:rPr>
         <w:t>في عام 539 قبل الميلاد، تحت حكم داريوس المادي، أصبح دانيآل وزيرًا للمملكة (</w:t>
@@ -468,6 +576,8 @@
       <w:hyperlink r:id="rId19">
         <w:r>
           <w:rPr>
+            <w:rtl/>
+            <w:cs/>
             <w:lang w:val="ar_AE" w:bidi="ar_AE"/>
           </w:rPr>
           <w:rPr>
@@ -479,6 +589,8 @@
       </w:hyperlink>
       <w:r>
         <w:rPr>
+          <w:rtl/>
+          <w:cs/>
           <w:lang w:val="ar_AE" w:bidi="ar_AE"/>
         </w:rPr>
         <w:t>). أثارت كفاءة دانيآل في الإدارة غضب خصومه السياسيين. فأقنعوا داريوس بإصدار مرسوم يمنع عبادة أي شخص غير الملك، مع عقوبة الإلقاء في جُب الأسود. خالف دانيآل مرسوم الملك متمسكًا بمعتقداته الدينية، لكنه بطريقة معجزيّة نجا من الأسود دون أن يصاب بأذى. وعاد ثانية إلى منصبه (</w:t>
@@ -486,6 +598,8 @@
       <w:hyperlink r:id="rId20">
         <w:r>
           <w:rPr>
+            <w:rtl/>
+            <w:cs/>
             <w:lang w:val="ar_AE" w:bidi="ar_AE"/>
           </w:rPr>
           <w:rPr>
@@ -497,6 +611,8 @@
       </w:hyperlink>
       <w:r>
         <w:rPr>
+          <w:rtl/>
+          <w:cs/>
           <w:lang w:val="ar_AE" w:bidi="ar_AE"/>
         </w:rPr>
         <w:t>). أما رؤى دانيآل اللاحقة تقع في هذه الحِقْبَة (</w:t>
@@ -504,6 +620,8 @@
       <w:hyperlink r:id="rId21">
         <w:r>
           <w:rPr>
+            <w:rtl/>
+            <w:cs/>
             <w:lang w:val="ar_AE" w:bidi="ar_AE"/>
           </w:rPr>
           <w:rPr>
@@ -515,6 +633,8 @@
       </w:hyperlink>
       <w:r>
         <w:rPr>
+          <w:rtl/>
+          <w:cs/>
           <w:lang w:val="ar_AE" w:bidi="ar_AE"/>
         </w:rPr>
         <w:t xml:space="preserve"> </w:t>
@@ -522,6 +642,8 @@
       <w:hyperlink r:id="rId22">
         <w:r>
           <w:rPr>
+            <w:rtl/>
+            <w:cs/>
             <w:lang w:val="ar_AE" w:bidi="ar_AE"/>
           </w:rPr>
           <w:rPr>
@@ -533,6 +655,8 @@
       </w:hyperlink>
       <w:r>
         <w:rPr>
+          <w:rtl/>
+          <w:cs/>
           <w:lang w:val="ar_AE" w:bidi="ar_AE"/>
         </w:rPr>
         <w:t>).</w:t>
@@ -544,11 +668,15 @@
       </w:pPr>
       <w:r>
         <w:rPr>
-          <w:lang w:val="ar_AE" w:bidi="ar_AE"/>
-        </w:rPr>
-      </w:r>
-      <w:r>
-        <w:rPr>
+          <w:rtl/>
+          <w:cs/>
+          <w:lang w:val="ar_AE" w:bidi="ar_AE"/>
+        </w:rPr>
+      </w:r>
+      <w:r>
+        <w:rPr>
+          <w:rtl/>
+          <w:cs/>
           <w:lang w:val="ar_AE" w:bidi="ar_AE"/>
         </w:rPr>
         <w:t xml:space="preserve">ربما يصعب فهم نبوءات دانيآل بالتفصيل، ومع هذا فرسالتها واضحة: ربما تسيطر القوى الشريرة الآن، لكن الله في يده زمام الأمر، وسيخلّص شعبه. استشهد يسوع ومؤلفو العهد الجديد بما جاء في دانيآل، وغالبًا ما استخدموا الصوّر الرمزية المستخدمة عند مناقشة نهاية الأزمنة (على سبيل المثال، قارن </w:t>
@@ -556,6 +684,8 @@
       <w:hyperlink r:id="rId23">
         <w:r>
           <w:rPr>
+            <w:rtl/>
+            <w:cs/>
             <w:lang w:val="ar_AE" w:bidi="ar_AE"/>
           </w:rPr>
           <w:rPr>
@@ -567,6 +697,8 @@
       </w:hyperlink>
       <w:r>
         <w:rPr>
+          <w:rtl/>
+          <w:cs/>
           <w:lang w:val="ar_AE" w:bidi="ar_AE"/>
         </w:rPr>
         <w:t xml:space="preserve"> و</w:t>
@@ -574,6 +706,8 @@
       <w:hyperlink r:id="rId24">
         <w:r>
           <w:rPr>
+            <w:rtl/>
+            <w:cs/>
             <w:lang w:val="ar_AE" w:bidi="ar_AE"/>
           </w:rPr>
           <w:rPr>
@@ -585,6 +719,8 @@
       </w:hyperlink>
       <w:r>
         <w:rPr>
+          <w:rtl/>
+          <w:cs/>
           <w:lang w:val="ar_AE" w:bidi="ar_AE"/>
         </w:rPr>
         <w:t xml:space="preserve">؛ </w:t>
@@ -592,6 +728,8 @@
       <w:hyperlink r:id="rId25">
         <w:r>
           <w:rPr>
+            <w:rtl/>
+            <w:cs/>
             <w:lang w:val="ar_AE" w:bidi="ar_AE"/>
           </w:rPr>
           <w:rPr>
@@ -603,6 +741,8 @@
       </w:hyperlink>
       <w:r>
         <w:rPr>
+          <w:rtl/>
+          <w:cs/>
           <w:lang w:val="ar_AE" w:bidi="ar_AE"/>
         </w:rPr>
         <w:t xml:space="preserve"> و</w:t>
@@ -610,6 +750,8 @@
       <w:hyperlink r:id="rId26">
         <w:r>
           <w:rPr>
+            <w:rtl/>
+            <w:cs/>
             <w:lang w:val="ar_AE" w:bidi="ar_AE"/>
           </w:rPr>
           <w:rPr>
@@ -621,6 +763,8 @@
       </w:hyperlink>
       <w:r>
         <w:rPr>
+          <w:rtl/>
+          <w:cs/>
           <w:lang w:val="ar_AE" w:bidi="ar_AE"/>
         </w:rPr>
         <w:t xml:space="preserve">؛ </w:t>
@@ -628,6 +772,8 @@
       <w:hyperlink r:id="rId27">
         <w:r>
           <w:rPr>
+            <w:rtl/>
+            <w:cs/>
             <w:lang w:val="ar_AE" w:bidi="ar_AE"/>
           </w:rPr>
           <w:rPr>
@@ -639,6 +785,8 @@
       </w:hyperlink>
       <w:r>
         <w:rPr>
+          <w:rtl/>
+          <w:cs/>
           <w:lang w:val="ar_AE" w:bidi="ar_AE"/>
         </w:rPr>
         <w:t xml:space="preserve"> و</w:t>
@@ -646,6 +794,8 @@
       <w:hyperlink r:id="rId28">
         <w:r>
           <w:rPr>
+            <w:rtl/>
+            <w:cs/>
             <w:lang w:val="ar_AE" w:bidi="ar_AE"/>
           </w:rPr>
           <w:rPr>
@@ -657,18 +807,24 @@
       </w:hyperlink>
       <w:r>
         <w:rPr>
+          <w:rtl/>
+          <w:cs/>
           <w:lang w:val="ar_AE" w:bidi="ar_AE"/>
         </w:rPr>
         <w:t xml:space="preserve">). لطالما كان دانيآل </w:t>
       </w:r>
       <w:r>
         <w:rPr>
+          <w:rtl/>
+          <w:cs/>
           <w:lang w:val="ar_AE" w:bidi="ar_AE"/>
         </w:rPr>
         <w:t xml:space="preserve">على يقين </w:t>
       </w:r>
       <w:r>
         <w:rPr>
+          <w:rtl/>
+          <w:cs/>
           <w:lang w:val="ar_AE" w:bidi="ar_AE"/>
         </w:rPr>
         <w:t>من انتصار الله القدير والعليّ.</w:t>
@@ -680,12 +836,16 @@
       </w:pPr>
       <w:r>
         <w:rPr>
+          <w:rtl/>
+          <w:cs/>
           <w:lang w:val="ar_AE" w:bidi="ar_AE"/>
         </w:rPr>
       </w:r>
       <w:r>
         <w:rPr>
           <w:u w:val="single"/>
+          <w:rtl/>
+          <w:cs/>
           <w:lang w:val="ar_AE" w:bidi="ar_AE"/>
         </w:rPr>
         <w:t>مقاطع كتابية لدراسة أعمق</w:t>
@@ -697,12 +857,16 @@
       </w:pPr>
       <w:r>
         <w:rPr>
+          <w:rtl/>
+          <w:cs/>
           <w:lang w:val="ar_AE" w:bidi="ar_AE"/>
         </w:rPr>
       </w:r>
       <w:hyperlink r:id="rId29">
         <w:r>
           <w:rPr>
+            <w:rtl/>
+            <w:cs/>
             <w:lang w:val="ar_AE" w:bidi="ar_AE"/>
           </w:rPr>
           <w:rPr>
@@ -714,6 +878,8 @@
       </w:hyperlink>
       <w:r>
         <w:rPr>
+          <w:rtl/>
+          <w:cs/>
           <w:lang w:val="ar_AE" w:bidi="ar_AE"/>
         </w:rPr>
         <w:t xml:space="preserve">، </w:t>
@@ -721,6 +887,8 @@
       <w:hyperlink r:id="rId30">
         <w:r>
           <w:rPr>
+            <w:rtl/>
+            <w:cs/>
             <w:lang w:val="ar_AE" w:bidi="ar_AE"/>
           </w:rPr>
           <w:rPr>
@@ -732,6 +900,8 @@
       </w:hyperlink>
       <w:r>
         <w:rPr>
+          <w:rtl/>
+          <w:cs/>
           <w:lang w:val="ar_AE" w:bidi="ar_AE"/>
         </w:rPr>
         <w:t xml:space="preserve">؛ </w:t>
@@ -739,6 +909,8 @@
       <w:hyperlink r:id="rId31">
         <w:r>
           <w:rPr>
+            <w:rtl/>
+            <w:cs/>
             <w:lang w:val="ar_AE" w:bidi="ar_AE"/>
           </w:rPr>
           <w:rPr>
@@ -750,6 +922,8 @@
       </w:hyperlink>
       <w:r>
         <w:rPr>
+          <w:rtl/>
+          <w:cs/>
           <w:lang w:val="ar_AE" w:bidi="ar_AE"/>
         </w:rPr>
         <w:t xml:space="preserve">؛ </w:t>
@@ -757,6 +931,8 @@
       <w:hyperlink r:id="rId32">
         <w:r>
           <w:rPr>
+            <w:rtl/>
+            <w:cs/>
             <w:lang w:val="ar_AE" w:bidi="ar_AE"/>
           </w:rPr>
           <w:rPr>
@@ -768,6 +944,8 @@
       </w:hyperlink>
       <w:r>
         <w:rPr>
+          <w:rtl/>
+          <w:cs/>
           <w:lang w:val="ar_AE" w:bidi="ar_AE"/>
         </w:rPr>
         <w:t xml:space="preserve">؛ </w:t>
@@ -775,6 +953,8 @@
       <w:hyperlink r:id="rId28">
         <w:r>
           <w:rPr>
+            <w:rtl/>
+            <w:cs/>
             <w:lang w:val="ar_AE" w:bidi="ar_AE"/>
           </w:rPr>
           <w:rPr>
@@ -786,11 +966,15 @@
       </w:hyperlink>
       <w:r>
         <w:rPr>
-          <w:lang w:val="ar_AE" w:bidi="ar_AE"/>
-        </w:rPr>
-      </w:r>
-      <w:r>
-        <w:rPr>
+          <w:rtl/>
+          <w:cs/>
+          <w:lang w:val="ar_AE" w:bidi="ar_AE"/>
+        </w:rPr>
+      </w:r>
+      <w:r>
+        <w:rPr>
+          <w:rtl/>
+          <w:cs/>
           <w:lang w:val="ar_AE" w:bidi="ar_AE"/>
         </w:rPr>
       </w:r>
@@ -801,6 +985,8 @@
       </w:pPr>
       <w:r>
         <w:rPr>
+          <w:rtl/>
+          <w:cs/>
           <w:lang w:val="ar_AE" w:bidi="ar_AE"/>
         </w:rPr>
       </w:r>
@@ -812,12 +998,16 @@
       </w:pPr>
       <w:r>
         <w:rPr>
+          <w:rtl/>
+          <w:cs/>
           <w:lang w:val="ar_AE" w:bidi="ar_AE"/>
         </w:rPr>
         <w:t>داود</w:t>
       </w:r>
       <w:r>
         <w:rPr>
+          <w:rtl/>
+          <w:cs/>
           <w:lang w:val="ar_AE" w:bidi="ar_AE"/>
         </w:rPr>
       </w:r>
@@ -828,11 +1018,15 @@
       </w:pPr>
       <w:r>
         <w:rPr>
-          <w:lang w:val="ar_AE" w:bidi="ar_AE"/>
-        </w:rPr>
-      </w:r>
-      <w:r>
-        <w:rPr>
+          <w:rtl/>
+          <w:cs/>
+          <w:lang w:val="ar_AE" w:bidi="ar_AE"/>
+        </w:rPr>
+      </w:r>
+      <w:r>
+        <w:rPr>
+          <w:rtl/>
+          <w:cs/>
           <w:lang w:val="ar_AE" w:bidi="ar_AE"/>
         </w:rPr>
         <w:t>إن داود هو واحد من أبرز شخصيات الكتاب المقدس. كانت فترة حكمه بصفته الملك فترة استثنائية ومتفردة في خُطَّة الله لإسرائيل. وقد كان للأعمال التي عملها داود في دور الملك أثر كبير وممتد على مستقبل إسرائيل.</w:t>
@@ -844,11 +1038,15 @@
       </w:pPr>
       <w:r>
         <w:rPr>
-          <w:lang w:val="ar_AE" w:bidi="ar_AE"/>
-        </w:rPr>
-      </w:r>
-      <w:r>
-        <w:rPr>
+          <w:rtl/>
+          <w:cs/>
+          <w:lang w:val="ar_AE" w:bidi="ar_AE"/>
+        </w:rPr>
+      </w:r>
+      <w:r>
+        <w:rPr>
+          <w:rtl/>
+          <w:cs/>
           <w:lang w:val="ar_AE" w:bidi="ar_AE"/>
         </w:rPr>
         <w:t>وُلد داود في بيت لحم، وكان أصغر أبناء يسّى. يرجع نسب عائلته إلى يهوذا (</w:t>
@@ -856,6 +1054,8 @@
       <w:hyperlink r:id="rId33">
         <w:r>
           <w:rPr>
+            <w:rtl/>
+            <w:cs/>
             <w:lang w:val="ar_AE" w:bidi="ar_AE"/>
           </w:rPr>
           <w:rPr>
@@ -867,12 +1067,16 @@
       </w:hyperlink>
       <w:r>
         <w:rPr>
+          <w:rtl/>
+          <w:cs/>
           <w:lang w:val="ar_AE" w:bidi="ar_AE"/>
         </w:rPr>
         <w:t>؛</w:t>
       </w:r>
       <w:r>
         <w:rPr>
+          <w:rtl/>
+          <w:cs/>
           <w:lang w:val="ar_AE" w:bidi="ar_AE"/>
         </w:rPr>
         <w:t xml:space="preserve"> </w:t>
@@ -880,6 +1084,8 @@
       <w:hyperlink r:id="rId34">
         <w:r>
           <w:rPr>
+            <w:rtl/>
+            <w:cs/>
             <w:lang w:val="ar_AE" w:bidi="ar_AE"/>
           </w:rPr>
           <w:rPr>
@@ -891,12 +1097,16 @@
       </w:hyperlink>
       <w:r>
         <w:rPr>
+          <w:rtl/>
+          <w:cs/>
           <w:lang w:val="ar_AE" w:bidi="ar_AE"/>
         </w:rPr>
         <w:t>؛</w:t>
       </w:r>
       <w:r>
         <w:rPr>
+          <w:rtl/>
+          <w:cs/>
           <w:lang w:val="ar_AE" w:bidi="ar_AE"/>
         </w:rPr>
         <w:t xml:space="preserve"> </w:t>
@@ -904,6 +1114,8 @@
       <w:hyperlink r:id="rId35">
         <w:r>
           <w:rPr>
+            <w:rtl/>
+            <w:cs/>
             <w:lang w:val="ar_AE" w:bidi="ar_AE"/>
           </w:rPr>
           <w:rPr>
@@ -915,12 +1127,16 @@
       </w:hyperlink>
       <w:r>
         <w:rPr>
+          <w:rtl/>
+          <w:cs/>
           <w:lang w:val="ar_AE" w:bidi="ar_AE"/>
         </w:rPr>
         <w:t>؛</w:t>
       </w:r>
       <w:r>
         <w:rPr>
+          <w:rtl/>
+          <w:cs/>
           <w:lang w:val="ar_AE" w:bidi="ar_AE"/>
         </w:rPr>
         <w:t xml:space="preserve"> </w:t>
@@ -928,6 +1144,8 @@
       <w:hyperlink r:id="rId36">
         <w:r>
           <w:rPr>
+            <w:rtl/>
+            <w:cs/>
             <w:lang w:val="ar_AE" w:bidi="ar_AE"/>
           </w:rPr>
           <w:rPr>
@@ -939,6 +1157,8 @@
       </w:hyperlink>
       <w:r>
         <w:rPr>
+          <w:rtl/>
+          <w:cs/>
           <w:lang w:val="ar_AE" w:bidi="ar_AE"/>
         </w:rPr>
         <w:t>). عند ولادته، كان اليبوسيون يحتلون أورشليم، وكانت أجزاء كثيرة من أرض الموعد لا تزل تحت سيطرة بلدان أجنبية خارجية، وبوجه خاص الفلسطينيين. سيستخدم الله داود للانتهاء من امتلاك الأرض.</w:t>
@@ -950,11 +1170,15 @@
       </w:pPr>
       <w:r>
         <w:rPr>
-          <w:lang w:val="ar_AE" w:bidi="ar_AE"/>
-        </w:rPr>
-      </w:r>
-      <w:r>
-        <w:rPr>
+          <w:rtl/>
+          <w:cs/>
+          <w:lang w:val="ar_AE" w:bidi="ar_AE"/>
+        </w:rPr>
+      </w:r>
+      <w:r>
+        <w:rPr>
+          <w:rtl/>
+          <w:cs/>
           <w:lang w:val="ar_AE" w:bidi="ar_AE"/>
         </w:rPr>
         <w:t>كان داود في شبابه راعيًا بسيطًا، يعتني بغنم أبيه (</w:t>
@@ -962,6 +1186,8 @@
       <w:hyperlink r:id="rId37">
         <w:r>
           <w:rPr>
+            <w:rtl/>
+            <w:cs/>
             <w:lang w:val="ar_AE" w:bidi="ar_AE"/>
           </w:rPr>
           <w:rPr>
@@ -973,12 +1199,16 @@
       </w:hyperlink>
       <w:r>
         <w:rPr>
+          <w:rtl/>
+          <w:cs/>
           <w:lang w:val="ar_AE" w:bidi="ar_AE"/>
         </w:rPr>
         <w:t>؛</w:t>
       </w:r>
       <w:r>
         <w:rPr>
+          <w:rtl/>
+          <w:cs/>
           <w:lang w:val="ar_AE" w:bidi="ar_AE"/>
         </w:rPr>
         <w:t xml:space="preserve"> </w:t>
@@ -986,6 +1216,8 @@
       <w:hyperlink r:id="rId38">
         <w:r>
           <w:rPr>
+            <w:rtl/>
+            <w:cs/>
             <w:lang w:val="ar_AE" w:bidi="ar_AE"/>
           </w:rPr>
           <w:rPr>
@@ -997,6 +1229,8 @@
       </w:hyperlink>
       <w:r>
         <w:rPr>
+          <w:rtl/>
+          <w:cs/>
           <w:lang w:val="ar_AE" w:bidi="ar_AE"/>
         </w:rPr>
         <w:t>). وتغيرت حياته دون سابق إنذار عندما زار النبي صموئيل يسّى ومسح داود ليكون ملك إسرائيل المستقبلي. ومع أن داود مُسح ملكًا فإنه لم يتقلد زمام الحٌكم لا بالانقلاب ولا بالاغتيال، بل خدم الملك شاول بكل أمانة. ابتدأ داود خدمته لشاول في دور موسيقي يعزف الأغاني التي تهدئ فكر شاول المضطرب (</w:t>
@@ -1004,6 +1238,8 @@
       <w:hyperlink r:id="rId39">
         <w:r>
           <w:rPr>
+            <w:rtl/>
+            <w:cs/>
             <w:lang w:val="ar_AE" w:bidi="ar_AE"/>
           </w:rPr>
           <w:rPr>
@@ -1015,18 +1251,24 @@
       </w:hyperlink>
       <w:r>
         <w:rPr>
+          <w:rtl/>
+          <w:cs/>
           <w:lang w:val="ar_AE" w:bidi="ar_AE"/>
         </w:rPr>
         <w:t xml:space="preserve">). هذا الدور </w:t>
       </w:r>
       <w:r>
         <w:rPr>
+          <w:rtl/>
+          <w:cs/>
           <w:lang w:val="ar_AE" w:bidi="ar_AE"/>
         </w:rPr>
         <w:t xml:space="preserve">أَبْدى علاماتٍ </w:t>
       </w:r>
       <w:r>
         <w:rPr>
+          <w:rtl/>
+          <w:cs/>
           <w:lang w:val="ar_AE" w:bidi="ar_AE"/>
         </w:rPr>
         <w:t>تُؤْذن بعمل داود في الكتابة والشعر، إذ صار مؤلفًا لمجموعة كبيرة من المزامير. ثم أن داود الغلام الصغير أغاث شاول الملك بانتصاره الشهير على البطل الفلسطيني جليات في اقتتال فردي (</w:t>
@@ -1034,6 +1276,8 @@
       <w:hyperlink r:id="rId40">
         <w:r>
           <w:rPr>
+            <w:rtl/>
+            <w:cs/>
             <w:lang w:val="ar_AE" w:bidi="ar_AE"/>
           </w:rPr>
           <w:rPr>
@@ -1045,6 +1289,8 @@
       </w:hyperlink>
       <w:r>
         <w:rPr>
+          <w:rtl/>
+          <w:cs/>
           <w:lang w:val="ar_AE" w:bidi="ar_AE"/>
         </w:rPr>
         <w:t>). كان هذا الانتصار مقدمة لمستقبل داود في دور القائد العسكري الناجح.</w:t>
@@ -1056,11 +1302,15 @@
       </w:pPr>
       <w:r>
         <w:rPr>
-          <w:lang w:val="ar_AE" w:bidi="ar_AE"/>
-        </w:rPr>
-      </w:r>
-      <w:r>
-        <w:rPr>
+          <w:rtl/>
+          <w:cs/>
+          <w:lang w:val="ar_AE" w:bidi="ar_AE"/>
+        </w:rPr>
+      </w:r>
+      <w:r>
+        <w:rPr>
+          <w:rtl/>
+          <w:cs/>
           <w:lang w:val="ar_AE" w:bidi="ar_AE"/>
         </w:rPr>
         <w:t>كان داود مخلصًا وأمينًا، ومع هذا صار شاول أكثر ارتيابًا وشكًّا من جهة داود. لذلك، اضطر داود إلى الهرب بمساعدة أبناء شاول، يوناثان وميكال. وبعد أن هرب داود أقام مملكة في موضع نفيه جيش قوامه ستمائة رجل. كان جاد النبي وأبياثار الكاهن معه، ويقدمان له مشورة الرب.</w:t>
@@ -1072,11 +1322,15 @@
       </w:pPr>
       <w:r>
         <w:rPr>
-          <w:lang w:val="ar_AE" w:bidi="ar_AE"/>
-        </w:rPr>
-      </w:r>
-      <w:r>
-        <w:rPr>
+          <w:rtl/>
+          <w:cs/>
+          <w:lang w:val="ar_AE" w:bidi="ar_AE"/>
+        </w:rPr>
+      </w:r>
+      <w:r>
+        <w:rPr>
+          <w:rtl/>
+          <w:cs/>
           <w:lang w:val="ar_AE" w:bidi="ar_AE"/>
         </w:rPr>
         <w:t xml:space="preserve">في نهاية المطاف انتهى طول أناة الله على شاول، فمات شاول في المعركة. لكن حتى حينها، واجه داود صعوبة بالغة في أن يصبح حاكمًا لكل إسرائيل. فسرعان ما نصّب سبط يهوذا داود ملكًا، إلا أن الأسباط الشمالية اختارت في البداية </w:t>
@@ -1084,12 +1338,16 @@
       <w:r>
         <w:rPr>
           <w:b/>
+          <w:rtl/>
+          <w:cs/>
           <w:lang w:val="ar_AE" w:bidi="ar_AE"/>
         </w:rPr>
         <w:t>إِيشْبُوشَث</w:t>
       </w:r>
       <w:r>
         <w:rPr>
+          <w:rtl/>
+          <w:cs/>
           <w:lang w:val="ar_AE" w:bidi="ar_AE"/>
         </w:rPr>
         <w:t xml:space="preserve">، ابن شاول قائدًا لهم. كان </w:t>
@@ -1097,12 +1355,16 @@
       <w:r>
         <w:rPr>
           <w:b/>
+          <w:rtl/>
+          <w:cs/>
           <w:lang w:val="ar_AE" w:bidi="ar_AE"/>
         </w:rPr>
         <w:t xml:space="preserve">إِيشْبُوشَث </w:t>
       </w:r>
       <w:r>
         <w:rPr>
+          <w:rtl/>
+          <w:cs/>
           <w:lang w:val="ar_AE" w:bidi="ar_AE"/>
         </w:rPr>
         <w:t xml:space="preserve">ضعيفًا ويفتقد الكفاءة والفعالية، ولم يكن بقائه في السلطة إلا بفضل أبنير القائد العسكري لأبيه. ومع هذا، أهان </w:t>
@@ -1110,12 +1372,16 @@
       <w:r>
         <w:rPr>
           <w:b/>
+          <w:rtl/>
+          <w:cs/>
           <w:lang w:val="ar_AE" w:bidi="ar_AE"/>
         </w:rPr>
         <w:t xml:space="preserve">إِيشْبُوشَث </w:t>
       </w:r>
       <w:r>
         <w:rPr>
+          <w:rtl/>
+          <w:cs/>
           <w:lang w:val="ar_AE" w:bidi="ar_AE"/>
         </w:rPr>
         <w:t>أبنير، مما دفع الجنرال إلى مساعدة داود على تولي حكم المملكة.</w:t>
@@ -1127,11 +1393,15 @@
       </w:pPr>
       <w:r>
         <w:rPr>
-          <w:lang w:val="ar_AE" w:bidi="ar_AE"/>
-        </w:rPr>
-      </w:r>
-      <w:r>
-        <w:rPr>
+          <w:rtl/>
+          <w:cs/>
+          <w:lang w:val="ar_AE" w:bidi="ar_AE"/>
+        </w:rPr>
+      </w:r>
+      <w:r>
+        <w:rPr>
+          <w:rtl/>
+          <w:cs/>
           <w:lang w:val="ar_AE" w:bidi="ar_AE"/>
         </w:rPr>
         <w:t>دعم داود المملكة بصفته ملكًا على إسرائيل المتحدة. استولى هو ورجاله على أورشليم من اليبوسيين وجعلها عاصمته. وأجبر الفلسطينيين المتبقين على مغادرة الأرض. ثم نقل داود تابوت العهد إلى أورشليم. كان يرغب في بناء هيكل دائم لله في أورشليم ليحل محل خيمة الاجتماع. رفض الله هذه الرغبة، لكنه أظهر محبته لداود بقطع عهد (اتفاق خاص) معه، إذ أقام نسله ليكون نسلًا ملكوتيًا (</w:t>
@@ -1139,6 +1409,8 @@
       <w:hyperlink r:id="rId41">
         <w:r>
           <w:rPr>
+            <w:rtl/>
+            <w:cs/>
             <w:lang w:val="ar_AE" w:bidi="ar_AE"/>
           </w:rPr>
           <w:rPr>
@@ -1150,6 +1422,8 @@
       </w:hyperlink>
       <w:r>
         <w:rPr>
+          <w:rtl/>
+          <w:cs/>
           <w:lang w:val="ar_AE" w:bidi="ar_AE"/>
         </w:rPr>
         <w:t>).</w:t>
@@ -1161,11 +1435,15 @@
       </w:pPr>
       <w:r>
         <w:rPr>
-          <w:lang w:val="ar_AE" w:bidi="ar_AE"/>
-        </w:rPr>
-      </w:r>
-      <w:r>
-        <w:rPr>
+          <w:rtl/>
+          <w:cs/>
+          <w:lang w:val="ar_AE" w:bidi="ar_AE"/>
+        </w:rPr>
+      </w:r>
+      <w:r>
+        <w:rPr>
+          <w:rtl/>
+          <w:cs/>
           <w:lang w:val="ar_AE" w:bidi="ar_AE"/>
         </w:rPr>
         <w:t xml:space="preserve">سرعان ما تدهورت حياة داود (انظر </w:t>
@@ -1173,6 +1451,8 @@
       <w:hyperlink r:id="rId42">
         <w:r>
           <w:rPr>
+            <w:rtl/>
+            <w:cs/>
             <w:lang w:val="ar_AE" w:bidi="ar_AE"/>
           </w:rPr>
           <w:rPr>
@@ -1184,6 +1464,8 @@
       </w:hyperlink>
       <w:r>
         <w:rPr>
+          <w:rtl/>
+          <w:cs/>
           <w:lang w:val="ar_AE" w:bidi="ar_AE"/>
         </w:rPr>
         <w:t>). في الوقت الذي كان ينبغي له أن يكون مع جيشه، ظل على سطح قصره. ومن هناك رأى امرأة جميلة تدعى بثشبع تستحم، فرغب فيها. لذا، أخذ بثشبع، شأنه في هذا شأن الملوك الأقوياء الآخرين في ذلك الوقت الذين كانوا يأخذون ما يرغبون فيه بالقوة. ثم حملت بثشبع، وفشلت محاولته لإخفاء زناه. تملك اليأس من داود، فزاد الطين بلّة إذ أمر بقتل زوجها، أوريّا الحثّي. غير أنه</w:t>
@@ -1191,12 +1473,16 @@
       <w:r>
         <w:rPr>
           <w:b/>
+          <w:rtl/>
+          <w:cs/>
           <w:lang w:val="ar_AE" w:bidi="ar_AE"/>
         </w:rPr>
         <w:t xml:space="preserve"> </w:t>
       </w:r>
       <w:r>
         <w:rPr>
+          <w:rtl/>
+          <w:cs/>
           <w:lang w:val="ar_AE" w:bidi="ar_AE"/>
         </w:rPr>
         <w:t>مَا من شيء يخفى عن الله حتى</w:t>
@@ -1204,12 +1490,16 @@
       <w:r>
         <w:rPr>
           <w:b/>
+          <w:rtl/>
+          <w:cs/>
           <w:lang w:val="ar_AE" w:bidi="ar_AE"/>
         </w:rPr>
         <w:t xml:space="preserve"> إن </w:t>
       </w:r>
       <w:r>
         <w:rPr>
+          <w:rtl/>
+          <w:cs/>
           <w:lang w:val="ar_AE" w:bidi="ar_AE"/>
         </w:rPr>
         <w:t xml:space="preserve">كان الملك العظيم داود. أرسل ٱلله نبيه ناثان لمواجهة داود. وشعر داود بالندم على ما فعله (انظر </w:t>
@@ -1217,6 +1507,8 @@
       <w:hyperlink r:id="rId43">
         <w:r>
           <w:rPr>
+            <w:rtl/>
+            <w:cs/>
             <w:lang w:val="ar_AE" w:bidi="ar_AE"/>
           </w:rPr>
           <w:rPr>
@@ -1228,6 +1520,8 @@
       </w:hyperlink>
       <w:r>
         <w:rPr>
+          <w:rtl/>
+          <w:cs/>
           <w:lang w:val="ar_AE" w:bidi="ar_AE"/>
         </w:rPr>
         <w:t xml:space="preserve">، </w:t>
@@ -1235,6 +1529,8 @@
       <w:hyperlink r:id="rId44">
         <w:r>
           <w:rPr>
+            <w:rtl/>
+            <w:cs/>
             <w:lang w:val="ar_AE" w:bidi="ar_AE"/>
           </w:rPr>
           <w:rPr>
@@ -1246,6 +1542,8 @@
       </w:hyperlink>
       <w:r>
         <w:rPr>
+          <w:rtl/>
+          <w:cs/>
           <w:lang w:val="ar_AE" w:bidi="ar_AE"/>
         </w:rPr>
         <w:t>). لكن مَا فعله داود من تصرفات كان له أثر جسيم على بيته وعلى مٌلكه وفترة حكمه.</w:t>
@@ -1257,11 +1555,15 @@
       </w:pPr>
       <w:r>
         <w:rPr>
-          <w:lang w:val="ar_AE" w:bidi="ar_AE"/>
-        </w:rPr>
-      </w:r>
-      <w:r>
-        <w:rPr>
+          <w:rtl/>
+          <w:cs/>
+          <w:lang w:val="ar_AE" w:bidi="ar_AE"/>
+        </w:rPr>
+      </w:r>
+      <w:r>
+        <w:rPr>
+          <w:rtl/>
+          <w:cs/>
           <w:lang w:val="ar_AE" w:bidi="ar_AE"/>
         </w:rPr>
         <w:t>منذ ذلك الحين، بدأت عائلة داود تواجه مشكلات وصراعات كثيرة. فاغتصب ابن داود، أمنون، أخته غير الشقيقة ثامار (</w:t>
@@ -1269,6 +1571,8 @@
       <w:hyperlink r:id="rId45">
         <w:r>
           <w:rPr>
+            <w:rtl/>
+            <w:cs/>
             <w:lang w:val="ar_AE" w:bidi="ar_AE"/>
           </w:rPr>
           <w:rPr>
@@ -1280,6 +1584,8 @@
       </w:hyperlink>
       <w:r>
         <w:rPr>
+          <w:rtl/>
+          <w:cs/>
           <w:lang w:val="ar_AE" w:bidi="ar_AE"/>
         </w:rPr>
         <w:t>). ثم قتل أبشالوم أخوها أمنون (</w:t>
@@ -1287,6 +1593,8 @@
       <w:hyperlink r:id="rId46">
         <w:r>
           <w:rPr>
+            <w:rtl/>
+            <w:cs/>
             <w:lang w:val="ar_AE" w:bidi="ar_AE"/>
           </w:rPr>
           <w:rPr>
@@ -1298,6 +1606,8 @@
       </w:hyperlink>
       <w:r>
         <w:rPr>
+          <w:rtl/>
+          <w:cs/>
           <w:lang w:val="ar_AE" w:bidi="ar_AE"/>
         </w:rPr>
         <w:t>). وابتدأ أبشالوم فيمَا بعد حربًا أهلية محاولًا أن يملك زمام الحكم ويصبح ملكًا عوضًا عن أبيه (</w:t>
@@ -1305,6 +1615,8 @@
       <w:hyperlink r:id="rId47">
         <w:r>
           <w:rPr>
+            <w:rtl/>
+            <w:cs/>
             <w:lang w:val="ar_AE" w:bidi="ar_AE"/>
           </w:rPr>
           <w:rPr>
@@ -1316,6 +1628,8 @@
       </w:hyperlink>
       <w:r>
         <w:rPr>
+          <w:rtl/>
+          <w:cs/>
           <w:lang w:val="ar_AE" w:bidi="ar_AE"/>
         </w:rPr>
         <w:t>). كما حاول ابن آخر، وهو أدونيّا، أن يصبح ملكًا عوضًا عن داود بإعلان نفسه ملكًا فيمَا كان والده لا يزال حيًا (</w:t>
@@ -1323,6 +1637,8 @@
       <w:hyperlink r:id="rId48">
         <w:r>
           <w:rPr>
+            <w:rtl/>
+            <w:cs/>
             <w:lang w:val="ar_AE" w:bidi="ar_AE"/>
           </w:rPr>
           <w:rPr>
@@ -1334,6 +1650,8 @@
       </w:hyperlink>
       <w:r>
         <w:rPr>
+          <w:rtl/>
+          <w:cs/>
           <w:lang w:val="ar_AE" w:bidi="ar_AE"/>
         </w:rPr>
         <w:t>). لكن داود استجمع ما يكفي من القوة لضمان أن يكون سليمان ملكًا من بعده (</w:t>
@@ -1341,6 +1659,8 @@
       <w:hyperlink r:id="rId49">
         <w:r>
           <w:rPr>
+            <w:rtl/>
+            <w:cs/>
             <w:lang w:val="ar_AE" w:bidi="ar_AE"/>
           </w:rPr>
           <w:rPr>
@@ -1352,6 +1672,8 @@
       </w:hyperlink>
       <w:r>
         <w:rPr>
+          <w:rtl/>
+          <w:cs/>
           <w:lang w:val="ar_AE" w:bidi="ar_AE"/>
         </w:rPr>
         <w:t xml:space="preserve">). عندما مات داود، أصبح سليمان ملكًا. كان سليمان هو أول ملوك عائلة داود (كما وعد في </w:t>
@@ -1359,6 +1681,8 @@
       <w:hyperlink r:id="rId41">
         <w:r>
           <w:rPr>
+            <w:rtl/>
+            <w:cs/>
             <w:lang w:val="ar_AE" w:bidi="ar_AE"/>
           </w:rPr>
           <w:rPr>
@@ -1370,6 +1694,8 @@
       </w:hyperlink>
       <w:r>
         <w:rPr>
+          <w:rtl/>
+          <w:cs/>
           <w:lang w:val="ar_AE" w:bidi="ar_AE"/>
         </w:rPr>
         <w:t>).</w:t>
@@ -1381,11 +1707,15 @@
       </w:pPr>
       <w:r>
         <w:rPr>
-          <w:lang w:val="ar_AE" w:bidi="ar_AE"/>
-        </w:rPr>
-      </w:r>
-      <w:r>
-        <w:rPr>
+          <w:rtl/>
+          <w:cs/>
+          <w:lang w:val="ar_AE" w:bidi="ar_AE"/>
+        </w:rPr>
+      </w:r>
+      <w:r>
+        <w:rPr>
+          <w:rtl/>
+          <w:cs/>
           <w:lang w:val="ar_AE" w:bidi="ar_AE"/>
         </w:rPr>
         <w:t>معظم الملوك الذين جاءوا بعد داود لم يكونوا على نفس مستوى قيادته. قلّما قاد أحفاده أمة إسرائيل لعبادة الله بإخلاص وأمانة. ولم تستمر مملكة إسرائيل المتحدة بعد سليمان. وفي القرون اللاحقة، لم يحكم أحفاد داود سوى مملكة يهوذا في الجَنُوب. لكن في نهاية المطاف، دُمِرتْ مملكة يهوذا. ولم يحكم أحد من نسل داود إسرائيل مجددًا في دور الملك.</w:t>
@@ -1397,23 +1727,31 @@
       </w:pPr>
       <w:r>
         <w:rPr>
-          <w:lang w:val="ar_AE" w:bidi="ar_AE"/>
-        </w:rPr>
-      </w:r>
-      <w:r>
-        <w:rPr>
+          <w:rtl/>
+          <w:cs/>
+          <w:lang w:val="ar_AE" w:bidi="ar_AE"/>
+        </w:rPr>
+      </w:r>
+      <w:r>
+        <w:rPr>
+          <w:rtl/>
+          <w:cs/>
           <w:lang w:val="ar_AE" w:bidi="ar_AE"/>
         </w:rPr>
         <w:t>ماذا عن الوعد لداود بأن "</w:t>
       </w:r>
       <w:r>
         <w:rPr>
+          <w:rtl/>
+          <w:cs/>
           <w:lang w:val="ar_AE" w:bidi="ar_AE"/>
         </w:rPr>
         <w:t>كُرْسِيُّك [عرشك] يَكُونُ ثَابِتًا إِلَى ٱلْأَبَدِ</w:t>
       </w:r>
       <w:r>
         <w:rPr>
+          <w:rtl/>
+          <w:cs/>
           <w:lang w:val="ar_AE" w:bidi="ar_AE"/>
         </w:rPr>
         <w:t>" (</w:t>
@@ -1421,6 +1759,8 @@
       <w:hyperlink r:id="rId50">
         <w:r>
           <w:rPr>
+            <w:rtl/>
+            <w:cs/>
             <w:lang w:val="ar_AE" w:bidi="ar_AE"/>
           </w:rPr>
           <w:rPr>
@@ -1432,6 +1772,8 @@
       </w:hyperlink>
       <w:r>
         <w:rPr>
+          <w:rtl/>
+          <w:cs/>
           <w:lang w:val="ar_AE" w:bidi="ar_AE"/>
         </w:rPr>
         <w:t xml:space="preserve">)؟ يشير العهد الجديد إلى يسوع، الذي من نسل داود، الذي أعلن الله أنه المسيح، أو الممسوح—الملك المختار (انظر </w:t>
@@ -1439,6 +1781,8 @@
       <w:hyperlink r:id="rId51">
         <w:r>
           <w:rPr>
+            <w:rtl/>
+            <w:cs/>
             <w:lang w:val="ar_AE" w:bidi="ar_AE"/>
           </w:rPr>
           <w:rPr>
@@ -1450,12 +1794,16 @@
       </w:hyperlink>
       <w:r>
         <w:rPr>
+          <w:rtl/>
+          <w:cs/>
           <w:lang w:val="ar_AE" w:bidi="ar_AE"/>
         </w:rPr>
         <w:t>؛</w:t>
       </w:r>
       <w:r>
         <w:rPr>
+          <w:rtl/>
+          <w:cs/>
           <w:lang w:val="ar_AE" w:bidi="ar_AE"/>
         </w:rPr>
         <w:t xml:space="preserve"> </w:t>
@@ -1463,6 +1811,8 @@
       <w:hyperlink r:id="rId52">
         <w:r>
           <w:rPr>
+            <w:rtl/>
+            <w:cs/>
             <w:lang w:val="ar_AE" w:bidi="ar_AE"/>
           </w:rPr>
           <w:rPr>
@@ -1474,12 +1824,16 @@
       </w:hyperlink>
       <w:r>
         <w:rPr>
+          <w:rtl/>
+          <w:cs/>
           <w:lang w:val="ar_AE" w:bidi="ar_AE"/>
         </w:rPr>
         <w:t>؛</w:t>
       </w:r>
       <w:r>
         <w:rPr>
+          <w:rtl/>
+          <w:cs/>
           <w:lang w:val="ar_AE" w:bidi="ar_AE"/>
         </w:rPr>
         <w:t xml:space="preserve"> </w:t>
@@ -1487,6 +1841,8 @@
       <w:hyperlink r:id="rId53">
         <w:r>
           <w:rPr>
+            <w:rtl/>
+            <w:cs/>
             <w:lang w:val="ar_AE" w:bidi="ar_AE"/>
           </w:rPr>
           <w:rPr>
@@ -1498,12 +1854,16 @@
       </w:hyperlink>
       <w:r>
         <w:rPr>
+          <w:rtl/>
+          <w:cs/>
           <w:lang w:val="ar_AE" w:bidi="ar_AE"/>
         </w:rPr>
         <w:t>؛</w:t>
       </w:r>
       <w:r>
         <w:rPr>
+          <w:rtl/>
+          <w:cs/>
           <w:lang w:val="ar_AE" w:bidi="ar_AE"/>
         </w:rPr>
         <w:t xml:space="preserve"> </w:t>
@@ -1511,6 +1871,8 @@
       <w:hyperlink r:id="rId54">
         <w:r>
           <w:rPr>
+            <w:rtl/>
+            <w:cs/>
             <w:lang w:val="ar_AE" w:bidi="ar_AE"/>
           </w:rPr>
           <w:rPr>
@@ -1522,12 +1884,16 @@
       </w:hyperlink>
       <w:r>
         <w:rPr>
+          <w:rtl/>
+          <w:cs/>
           <w:lang w:val="ar_AE" w:bidi="ar_AE"/>
         </w:rPr>
         <w:t>؛</w:t>
       </w:r>
       <w:r>
         <w:rPr>
+          <w:rtl/>
+          <w:cs/>
           <w:lang w:val="ar_AE" w:bidi="ar_AE"/>
         </w:rPr>
         <w:t xml:space="preserve"> </w:t>
@@ -1535,6 +1901,8 @@
       <w:hyperlink r:id="rId55">
         <w:r>
           <w:rPr>
+            <w:rtl/>
+            <w:cs/>
             <w:lang w:val="ar_AE" w:bidi="ar_AE"/>
           </w:rPr>
           <w:rPr>
@@ -1546,12 +1914,16 @@
       </w:hyperlink>
       <w:r>
         <w:rPr>
+          <w:rtl/>
+          <w:cs/>
           <w:lang w:val="ar_AE" w:bidi="ar_AE"/>
         </w:rPr>
         <w:t>؛</w:t>
       </w:r>
       <w:r>
         <w:rPr>
+          <w:rtl/>
+          <w:cs/>
           <w:lang w:val="ar_AE" w:bidi="ar_AE"/>
         </w:rPr>
         <w:t xml:space="preserve"> </w:t>
@@ -1559,6 +1931,8 @@
       <w:hyperlink r:id="rId56">
         <w:r>
           <w:rPr>
+            <w:rtl/>
+            <w:cs/>
             <w:lang w:val="ar_AE" w:bidi="ar_AE"/>
           </w:rPr>
           <w:rPr>
@@ -1570,12 +1944,16 @@
       </w:hyperlink>
       <w:r>
         <w:rPr>
+          <w:rtl/>
+          <w:cs/>
           <w:lang w:val="ar_AE" w:bidi="ar_AE"/>
         </w:rPr>
         <w:t>؛</w:t>
       </w:r>
       <w:r>
         <w:rPr>
+          <w:rtl/>
+          <w:cs/>
           <w:lang w:val="ar_AE" w:bidi="ar_AE"/>
         </w:rPr>
         <w:t xml:space="preserve"> </w:t>
@@ -1583,6 +1961,8 @@
       <w:hyperlink r:id="rId57">
         <w:r>
           <w:rPr>
+            <w:rtl/>
+            <w:cs/>
             <w:lang w:val="ar_AE" w:bidi="ar_AE"/>
           </w:rPr>
           <w:rPr>
@@ -1594,12 +1974,16 @@
       </w:hyperlink>
       <w:r>
         <w:rPr>
+          <w:rtl/>
+          <w:cs/>
           <w:lang w:val="ar_AE" w:bidi="ar_AE"/>
         </w:rPr>
         <w:t>؛</w:t>
       </w:r>
       <w:r>
         <w:rPr>
+          <w:rtl/>
+          <w:cs/>
           <w:lang w:val="ar_AE" w:bidi="ar_AE"/>
         </w:rPr>
         <w:t xml:space="preserve"> </w:t>
@@ -1607,6 +1991,8 @@
       <w:hyperlink r:id="rId58">
         <w:r>
           <w:rPr>
+            <w:rtl/>
+            <w:cs/>
             <w:lang w:val="ar_AE" w:bidi="ar_AE"/>
           </w:rPr>
           <w:rPr>
@@ -1618,12 +2004,16 @@
       </w:hyperlink>
       <w:r>
         <w:rPr>
+          <w:rtl/>
+          <w:cs/>
           <w:lang w:val="ar_AE" w:bidi="ar_AE"/>
         </w:rPr>
         <w:t>؛</w:t>
       </w:r>
       <w:r>
         <w:rPr>
+          <w:rtl/>
+          <w:cs/>
           <w:lang w:val="ar_AE" w:bidi="ar_AE"/>
         </w:rPr>
         <w:t xml:space="preserve"> </w:t>
@@ -1631,6 +2021,8 @@
       <w:hyperlink r:id="rId59">
         <w:r>
           <w:rPr>
+            <w:rtl/>
+            <w:cs/>
             <w:lang w:val="ar_AE" w:bidi="ar_AE"/>
           </w:rPr>
           <w:rPr>
@@ -1642,12 +2034,16 @@
       </w:hyperlink>
       <w:r>
         <w:rPr>
+          <w:rtl/>
+          <w:cs/>
           <w:lang w:val="ar_AE" w:bidi="ar_AE"/>
         </w:rPr>
         <w:t>؛</w:t>
       </w:r>
       <w:r>
         <w:rPr>
+          <w:rtl/>
+          <w:cs/>
           <w:lang w:val="ar_AE" w:bidi="ar_AE"/>
         </w:rPr>
         <w:t xml:space="preserve"> </w:t>
@@ -1655,6 +2051,8 @@
       <w:hyperlink r:id="rId60">
         <w:r>
           <w:rPr>
+            <w:rtl/>
+            <w:cs/>
             <w:lang w:val="ar_AE" w:bidi="ar_AE"/>
           </w:rPr>
           <w:rPr>
@@ -1666,12 +2064,16 @@
       </w:hyperlink>
       <w:r>
         <w:rPr>
+          <w:rtl/>
+          <w:cs/>
           <w:lang w:val="ar_AE" w:bidi="ar_AE"/>
         </w:rPr>
         <w:t>؛</w:t>
       </w:r>
       <w:r>
         <w:rPr>
+          <w:rtl/>
+          <w:cs/>
           <w:lang w:val="ar_AE" w:bidi="ar_AE"/>
         </w:rPr>
         <w:t xml:space="preserve"> </w:t>
@@ -1679,6 +2081,8 @@
       <w:hyperlink r:id="rId61">
         <w:r>
           <w:rPr>
+            <w:rtl/>
+            <w:cs/>
             <w:lang w:val="ar_AE" w:bidi="ar_AE"/>
           </w:rPr>
           <w:rPr>
@@ -1690,6 +2094,8 @@
       </w:hyperlink>
       <w:r>
         <w:rPr>
+          <w:rtl/>
+          <w:cs/>
           <w:lang w:val="ar_AE" w:bidi="ar_AE"/>
         </w:rPr>
         <w:t xml:space="preserve">). إن حياة داود وحكمه يرمزان إلى الحكم المسياني ليسوع المسيح، الذي سيستمر إلى الأبد (انظر </w:t>
@@ -1697,6 +2103,8 @@
       <w:hyperlink r:id="rId62">
         <w:r>
           <w:rPr>
+            <w:rtl/>
+            <w:cs/>
             <w:lang w:val="ar_AE" w:bidi="ar_AE"/>
           </w:rPr>
           <w:rPr>
@@ -1708,12 +2116,16 @@
       </w:hyperlink>
       <w:r>
         <w:rPr>
+          <w:rtl/>
+          <w:cs/>
           <w:lang w:val="ar_AE" w:bidi="ar_AE"/>
         </w:rPr>
         <w:t>؛</w:t>
       </w:r>
       <w:r>
         <w:rPr>
+          <w:rtl/>
+          <w:cs/>
           <w:lang w:val="ar_AE" w:bidi="ar_AE"/>
         </w:rPr>
         <w:t xml:space="preserve"> </w:t>
@@ -1721,6 +2133,8 @@
       <w:hyperlink r:id="rId63">
         <w:r>
           <w:rPr>
+            <w:rtl/>
+            <w:cs/>
             <w:lang w:val="ar_AE" w:bidi="ar_AE"/>
           </w:rPr>
           <w:rPr>
@@ -1732,6 +2146,8 @@
       </w:hyperlink>
       <w:r>
         <w:rPr>
+          <w:rtl/>
+          <w:cs/>
           <w:lang w:val="ar_AE" w:bidi="ar_AE"/>
         </w:rPr>
         <w:t>).</w:t>
@@ -1743,12 +2159,16 @@
       </w:pPr>
       <w:r>
         <w:rPr>
+          <w:rtl/>
+          <w:cs/>
           <w:lang w:val="ar_AE" w:bidi="ar_AE"/>
         </w:rPr>
       </w:r>
       <w:r>
         <w:rPr>
           <w:u w:val="single"/>
+          <w:rtl/>
+          <w:cs/>
           <w:lang w:val="ar_AE" w:bidi="ar_AE"/>
         </w:rPr>
         <w:t>مقاطع كتابية لدراسة أعمق</w:t>
@@ -1760,12 +2180,16 @@
       </w:pPr>
       <w:r>
         <w:rPr>
+          <w:rtl/>
+          <w:cs/>
           <w:lang w:val="ar_AE" w:bidi="ar_AE"/>
         </w:rPr>
       </w:r>
       <w:hyperlink r:id="rId64">
         <w:r>
           <w:rPr>
+            <w:rtl/>
+            <w:cs/>
             <w:lang w:val="ar_AE" w:bidi="ar_AE"/>
           </w:rPr>
           <w:rPr>
@@ -1777,12 +2201,16 @@
       </w:hyperlink>
       <w:r>
         <w:rPr>
+          <w:rtl/>
+          <w:cs/>
           <w:lang w:val="ar_AE" w:bidi="ar_AE"/>
         </w:rPr>
         <w:t>؛</w:t>
       </w:r>
       <w:r>
         <w:rPr>
+          <w:rtl/>
+          <w:cs/>
           <w:lang w:val="ar_AE" w:bidi="ar_AE"/>
         </w:rPr>
         <w:t xml:space="preserve"> </w:t>
@@ -1790,6 +2218,8 @@
       <w:hyperlink r:id="rId65">
         <w:r>
           <w:rPr>
+            <w:rtl/>
+            <w:cs/>
             <w:lang w:val="ar_AE" w:bidi="ar_AE"/>
           </w:rPr>
           <w:rPr>
@@ -1801,12 +2231,16 @@
       </w:hyperlink>
       <w:r>
         <w:rPr>
+          <w:rtl/>
+          <w:cs/>
           <w:lang w:val="ar_AE" w:bidi="ar_AE"/>
         </w:rPr>
         <w:t>؛</w:t>
       </w:r>
       <w:r>
         <w:rPr>
+          <w:rtl/>
+          <w:cs/>
           <w:lang w:val="ar_AE" w:bidi="ar_AE"/>
         </w:rPr>
         <w:t xml:space="preserve"> </w:t>
@@ -1814,6 +2248,8 @@
       <w:hyperlink r:id="rId66">
         <w:r>
           <w:rPr>
+            <w:rtl/>
+            <w:cs/>
             <w:lang w:val="ar_AE" w:bidi="ar_AE"/>
           </w:rPr>
           <w:rPr>
@@ -1825,12 +2261,16 @@
       </w:hyperlink>
       <w:r>
         <w:rPr>
+          <w:rtl/>
+          <w:cs/>
           <w:lang w:val="ar_AE" w:bidi="ar_AE"/>
         </w:rPr>
         <w:t>؛</w:t>
       </w:r>
       <w:r>
         <w:rPr>
+          <w:rtl/>
+          <w:cs/>
           <w:lang w:val="ar_AE" w:bidi="ar_AE"/>
         </w:rPr>
         <w:t xml:space="preserve"> </w:t>
@@ -1838,6 +2278,8 @@
       <w:hyperlink r:id="rId67">
         <w:r>
           <w:rPr>
+            <w:rtl/>
+            <w:cs/>
             <w:lang w:val="ar_AE" w:bidi="ar_AE"/>
           </w:rPr>
           <w:rPr>
@@ -1849,12 +2291,16 @@
       </w:hyperlink>
       <w:r>
         <w:rPr>
+          <w:rtl/>
+          <w:cs/>
           <w:lang w:val="ar_AE" w:bidi="ar_AE"/>
         </w:rPr>
         <w:t>؛</w:t>
       </w:r>
       <w:r>
         <w:rPr>
+          <w:rtl/>
+          <w:cs/>
           <w:lang w:val="ar_AE" w:bidi="ar_AE"/>
         </w:rPr>
         <w:t xml:space="preserve"> </w:t>
@@ -1862,6 +2308,8 @@
       <w:hyperlink r:id="rId68">
         <w:r>
           <w:rPr>
+            <w:rtl/>
+            <w:cs/>
             <w:lang w:val="ar_AE" w:bidi="ar_AE"/>
           </w:rPr>
           <w:rPr>
@@ -1873,12 +2321,16 @@
       </w:hyperlink>
       <w:r>
         <w:rPr>
+          <w:rtl/>
+          <w:cs/>
           <w:lang w:val="ar_AE" w:bidi="ar_AE"/>
         </w:rPr>
         <w:t>؛</w:t>
       </w:r>
       <w:r>
         <w:rPr>
+          <w:rtl/>
+          <w:cs/>
           <w:lang w:val="ar_AE" w:bidi="ar_AE"/>
         </w:rPr>
         <w:t xml:space="preserve"> </w:t>
@@ -1886,6 +2338,8 @@
       <w:hyperlink r:id="rId69">
         <w:r>
           <w:rPr>
+            <w:rtl/>
+            <w:cs/>
             <w:lang w:val="ar_AE" w:bidi="ar_AE"/>
           </w:rPr>
           <w:rPr>
@@ -1897,12 +2351,16 @@
       </w:hyperlink>
       <w:r>
         <w:rPr>
+          <w:rtl/>
+          <w:cs/>
           <w:lang w:val="ar_AE" w:bidi="ar_AE"/>
         </w:rPr>
         <w:t>؛</w:t>
       </w:r>
       <w:r>
         <w:rPr>
+          <w:rtl/>
+          <w:cs/>
           <w:lang w:val="ar_AE" w:bidi="ar_AE"/>
         </w:rPr>
         <w:t xml:space="preserve"> </w:t>
@@ -1910,6 +2368,8 @@
       <w:hyperlink r:id="rId70">
         <w:r>
           <w:rPr>
+            <w:rtl/>
+            <w:cs/>
             <w:lang w:val="ar_AE" w:bidi="ar_AE"/>
           </w:rPr>
           <w:rPr>
@@ -1921,12 +2381,16 @@
       </w:hyperlink>
       <w:r>
         <w:rPr>
+          <w:rtl/>
+          <w:cs/>
           <w:lang w:val="ar_AE" w:bidi="ar_AE"/>
         </w:rPr>
         <w:t>؛</w:t>
       </w:r>
       <w:r>
         <w:rPr>
+          <w:rtl/>
+          <w:cs/>
           <w:lang w:val="ar_AE" w:bidi="ar_AE"/>
         </w:rPr>
         <w:t xml:space="preserve"> </w:t>
@@ -1934,6 +2398,8 @@
       <w:hyperlink r:id="rId71">
         <w:r>
           <w:rPr>
+            <w:rtl/>
+            <w:cs/>
             <w:lang w:val="ar_AE" w:bidi="ar_AE"/>
           </w:rPr>
           <w:rPr>
@@ -1945,6 +2411,8 @@
       </w:hyperlink>
       <w:r>
         <w:rPr>
+          <w:rtl/>
+          <w:cs/>
           <w:lang w:val="ar_AE" w:bidi="ar_AE"/>
         </w:rPr>
         <w:t xml:space="preserve">، </w:t>
@@ -1952,6 +2420,8 @@
       <w:hyperlink r:id="rId72">
         <w:r>
           <w:rPr>
+            <w:rtl/>
+            <w:cs/>
             <w:lang w:val="ar_AE" w:bidi="ar_AE"/>
           </w:rPr>
           <w:rPr>
@@ -1963,6 +2433,8 @@
       </w:hyperlink>
       <w:r>
         <w:rPr>
+          <w:rtl/>
+          <w:cs/>
           <w:lang w:val="ar_AE" w:bidi="ar_AE"/>
         </w:rPr>
         <w:t xml:space="preserve">، </w:t>
@@ -1970,6 +2442,8 @@
       <w:hyperlink r:id="rId73">
         <w:r>
           <w:rPr>
+            <w:rtl/>
+            <w:cs/>
             <w:lang w:val="ar_AE" w:bidi="ar_AE"/>
           </w:rPr>
           <w:rPr>
@@ -1981,6 +2455,8 @@
       </w:hyperlink>
       <w:r>
         <w:rPr>
+          <w:rtl/>
+          <w:cs/>
           <w:lang w:val="ar_AE" w:bidi="ar_AE"/>
         </w:rPr>
         <w:t xml:space="preserve">، </w:t>
@@ -1988,6 +2464,8 @@
       <w:hyperlink r:id="rId74">
         <w:r>
           <w:rPr>
+            <w:rtl/>
+            <w:cs/>
             <w:lang w:val="ar_AE" w:bidi="ar_AE"/>
           </w:rPr>
           <w:rPr>
@@ -1999,6 +2477,8 @@
       </w:hyperlink>
       <w:r>
         <w:rPr>
+          <w:rtl/>
+          <w:cs/>
           <w:lang w:val="ar_AE" w:bidi="ar_AE"/>
         </w:rPr>
         <w:t xml:space="preserve">، </w:t>
@@ -2006,6 +2486,8 @@
       <w:hyperlink r:id="rId75">
         <w:r>
           <w:rPr>
+            <w:rtl/>
+            <w:cs/>
             <w:lang w:val="ar_AE" w:bidi="ar_AE"/>
           </w:rPr>
           <w:rPr>
@@ -2017,6 +2499,8 @@
       </w:hyperlink>
       <w:r>
         <w:rPr>
+          <w:rtl/>
+          <w:cs/>
           <w:lang w:val="ar_AE" w:bidi="ar_AE"/>
         </w:rPr>
         <w:t xml:space="preserve">، </w:t>
@@ -2024,6 +2508,8 @@
       <w:hyperlink r:id="rId76">
         <w:r>
           <w:rPr>
+            <w:rtl/>
+            <w:cs/>
             <w:lang w:val="ar_AE" w:bidi="ar_AE"/>
           </w:rPr>
           <w:rPr>
@@ -2035,6 +2521,8 @@
       </w:hyperlink>
       <w:r>
         <w:rPr>
+          <w:rtl/>
+          <w:cs/>
           <w:lang w:val="ar_AE" w:bidi="ar_AE"/>
         </w:rPr>
         <w:t xml:space="preserve">، </w:t>
@@ -2042,6 +2530,8 @@
       <w:hyperlink r:id="rId77">
         <w:r>
           <w:rPr>
+            <w:rtl/>
+            <w:cs/>
             <w:lang w:val="ar_AE" w:bidi="ar_AE"/>
           </w:rPr>
           <w:rPr>
@@ -2053,6 +2543,8 @@
       </w:hyperlink>
       <w:r>
         <w:rPr>
+          <w:rtl/>
+          <w:cs/>
           <w:lang w:val="ar_AE" w:bidi="ar_AE"/>
         </w:rPr>
         <w:t xml:space="preserve">، </w:t>
@@ -2060,6 +2552,8 @@
       <w:hyperlink r:id="rId78">
         <w:r>
           <w:rPr>
+            <w:rtl/>
+            <w:cs/>
             <w:lang w:val="ar_AE" w:bidi="ar_AE"/>
           </w:rPr>
           <w:rPr>
@@ -2071,6 +2565,8 @@
       </w:hyperlink>
       <w:r>
         <w:rPr>
+          <w:rtl/>
+          <w:cs/>
           <w:lang w:val="ar_AE" w:bidi="ar_AE"/>
         </w:rPr>
         <w:t xml:space="preserve">، </w:t>
@@ -2078,6 +2574,8 @@
       <w:hyperlink r:id="rId79">
         <w:r>
           <w:rPr>
+            <w:rtl/>
+            <w:cs/>
             <w:lang w:val="ar_AE" w:bidi="ar_AE"/>
           </w:rPr>
           <w:rPr>
@@ -2089,6 +2587,8 @@
       </w:hyperlink>
       <w:r>
         <w:rPr>
+          <w:rtl/>
+          <w:cs/>
           <w:lang w:val="ar_AE" w:bidi="ar_AE"/>
         </w:rPr>
         <w:t xml:space="preserve">، </w:t>
@@ -2096,6 +2596,8 @@
       <w:hyperlink r:id="rId80">
         <w:r>
           <w:rPr>
+            <w:rtl/>
+            <w:cs/>
             <w:lang w:val="ar_AE" w:bidi="ar_AE"/>
           </w:rPr>
           <w:rPr>
@@ -2107,12 +2609,16 @@
       </w:hyperlink>
       <w:r>
         <w:rPr>
+          <w:rtl/>
+          <w:cs/>
           <w:lang w:val="ar_AE" w:bidi="ar_AE"/>
         </w:rPr>
         <w:t>؛</w:t>
       </w:r>
       <w:r>
         <w:rPr>
+          <w:rtl/>
+          <w:cs/>
           <w:lang w:val="ar_AE" w:bidi="ar_AE"/>
         </w:rPr>
         <w:t xml:space="preserve"> </w:t>
@@ -2120,6 +2626,8 @@
       <w:hyperlink r:id="rId51">
         <w:r>
           <w:rPr>
+            <w:rtl/>
+            <w:cs/>
             <w:lang w:val="ar_AE" w:bidi="ar_AE"/>
           </w:rPr>
           <w:rPr>
@@ -2131,12 +2639,16 @@
       </w:hyperlink>
       <w:r>
         <w:rPr>
+          <w:rtl/>
+          <w:cs/>
           <w:lang w:val="ar_AE" w:bidi="ar_AE"/>
         </w:rPr>
         <w:t>؛</w:t>
       </w:r>
       <w:r>
         <w:rPr>
+          <w:rtl/>
+          <w:cs/>
           <w:lang w:val="ar_AE" w:bidi="ar_AE"/>
         </w:rPr>
         <w:t xml:space="preserve"> </w:t>
@@ -2144,6 +2656,8 @@
       <w:hyperlink r:id="rId52">
         <w:r>
           <w:rPr>
+            <w:rtl/>
+            <w:cs/>
             <w:lang w:val="ar_AE" w:bidi="ar_AE"/>
           </w:rPr>
           <w:rPr>
@@ -2155,12 +2669,16 @@
       </w:hyperlink>
       <w:r>
         <w:rPr>
+          <w:rtl/>
+          <w:cs/>
           <w:lang w:val="ar_AE" w:bidi="ar_AE"/>
         </w:rPr>
         <w:t>؛</w:t>
       </w:r>
       <w:r>
         <w:rPr>
+          <w:rtl/>
+          <w:cs/>
           <w:lang w:val="ar_AE" w:bidi="ar_AE"/>
         </w:rPr>
         <w:t xml:space="preserve"> </w:t>
@@ -2168,6 +2686,8 @@
       <w:hyperlink r:id="rId81">
         <w:r>
           <w:rPr>
+            <w:rtl/>
+            <w:cs/>
             <w:lang w:val="ar_AE" w:bidi="ar_AE"/>
           </w:rPr>
           <w:rPr>
@@ -2179,12 +2699,16 @@
       </w:hyperlink>
       <w:r>
         <w:rPr>
+          <w:rtl/>
+          <w:cs/>
           <w:lang w:val="ar_AE" w:bidi="ar_AE"/>
         </w:rPr>
         <w:t>؛</w:t>
       </w:r>
       <w:r>
         <w:rPr>
+          <w:rtl/>
+          <w:cs/>
           <w:lang w:val="ar_AE" w:bidi="ar_AE"/>
         </w:rPr>
         <w:t xml:space="preserve"> </w:t>
@@ -2192,6 +2716,8 @@
       <w:hyperlink r:id="rId56">
         <w:r>
           <w:rPr>
+            <w:rtl/>
+            <w:cs/>
             <w:lang w:val="ar_AE" w:bidi="ar_AE"/>
           </w:rPr>
           <w:rPr>
@@ -2203,12 +2729,16 @@
       </w:hyperlink>
       <w:r>
         <w:rPr>
+          <w:rtl/>
+          <w:cs/>
           <w:lang w:val="ar_AE" w:bidi="ar_AE"/>
         </w:rPr>
         <w:t>؛</w:t>
       </w:r>
       <w:r>
         <w:rPr>
+          <w:rtl/>
+          <w:cs/>
           <w:lang w:val="ar_AE" w:bidi="ar_AE"/>
         </w:rPr>
         <w:t xml:space="preserve"> </w:t>
@@ -2216,6 +2746,8 @@
       <w:hyperlink r:id="rId58">
         <w:r>
           <w:rPr>
+            <w:rtl/>
+            <w:cs/>
             <w:lang w:val="ar_AE" w:bidi="ar_AE"/>
           </w:rPr>
           <w:rPr>
@@ -2227,12 +2759,16 @@
       </w:hyperlink>
       <w:r>
         <w:rPr>
+          <w:rtl/>
+          <w:cs/>
           <w:lang w:val="ar_AE" w:bidi="ar_AE"/>
         </w:rPr>
         <w:t>؛</w:t>
       </w:r>
       <w:r>
         <w:rPr>
+          <w:rtl/>
+          <w:cs/>
           <w:lang w:val="ar_AE" w:bidi="ar_AE"/>
         </w:rPr>
         <w:t xml:space="preserve"> </w:t>
@@ -2240,6 +2776,8 @@
       <w:hyperlink r:id="rId82">
         <w:r>
           <w:rPr>
+            <w:rtl/>
+            <w:cs/>
             <w:lang w:val="ar_AE" w:bidi="ar_AE"/>
           </w:rPr>
           <w:rPr>
@@ -2251,12 +2789,16 @@
       </w:hyperlink>
       <w:r>
         <w:rPr>
+          <w:rtl/>
+          <w:cs/>
           <w:lang w:val="ar_AE" w:bidi="ar_AE"/>
         </w:rPr>
         <w:t>؛</w:t>
       </w:r>
       <w:r>
         <w:rPr>
+          <w:rtl/>
+          <w:cs/>
           <w:lang w:val="ar_AE" w:bidi="ar_AE"/>
         </w:rPr>
         <w:t xml:space="preserve"> </w:t>
@@ -2264,6 +2806,8 @@
       <w:hyperlink r:id="rId83">
         <w:r>
           <w:rPr>
+            <w:rtl/>
+            <w:cs/>
             <w:lang w:val="ar_AE" w:bidi="ar_AE"/>
           </w:rPr>
           <w:rPr>
@@ -2275,12 +2819,16 @@
       </w:hyperlink>
       <w:r>
         <w:rPr>
+          <w:rtl/>
+          <w:cs/>
           <w:lang w:val="ar_AE" w:bidi="ar_AE"/>
         </w:rPr>
         <w:t>؛</w:t>
       </w:r>
       <w:r>
         <w:rPr>
+          <w:rtl/>
+          <w:cs/>
           <w:lang w:val="ar_AE" w:bidi="ar_AE"/>
         </w:rPr>
         <w:t xml:space="preserve"> </w:t>
@@ -2288,6 +2836,8 @@
       <w:hyperlink r:id="rId84">
         <w:r>
           <w:rPr>
+            <w:rtl/>
+            <w:cs/>
             <w:lang w:val="ar_AE" w:bidi="ar_AE"/>
           </w:rPr>
           <w:rPr>
@@ -2299,12 +2849,16 @@
       </w:hyperlink>
       <w:r>
         <w:rPr>
+          <w:rtl/>
+          <w:cs/>
           <w:lang w:val="ar_AE" w:bidi="ar_AE"/>
         </w:rPr>
         <w:t>؛</w:t>
       </w:r>
       <w:r>
         <w:rPr>
+          <w:rtl/>
+          <w:cs/>
           <w:lang w:val="ar_AE" w:bidi="ar_AE"/>
         </w:rPr>
         <w:t xml:space="preserve"> </w:t>
@@ -2312,6 +2866,8 @@
       <w:hyperlink r:id="rId85">
         <w:r>
           <w:rPr>
+            <w:rtl/>
+            <w:cs/>
             <w:lang w:val="ar_AE" w:bidi="ar_AE"/>
           </w:rPr>
           <w:rPr>
@@ -2323,12 +2879,16 @@
       </w:hyperlink>
       <w:r>
         <w:rPr>
+          <w:rtl/>
+          <w:cs/>
           <w:lang w:val="ar_AE" w:bidi="ar_AE"/>
         </w:rPr>
         <w:t>؛</w:t>
       </w:r>
       <w:r>
         <w:rPr>
+          <w:rtl/>
+          <w:cs/>
           <w:lang w:val="ar_AE" w:bidi="ar_AE"/>
         </w:rPr>
         <w:t xml:space="preserve"> </w:t>
@@ -2336,6 +2896,8 @@
       <w:hyperlink r:id="rId61">
         <w:r>
           <w:rPr>
+            <w:rtl/>
+            <w:cs/>
             <w:lang w:val="ar_AE" w:bidi="ar_AE"/>
           </w:rPr>
           <w:rPr>
@@ -2347,11 +2909,15 @@
       </w:hyperlink>
       <w:r>
         <w:rPr>
-          <w:lang w:val="ar_AE" w:bidi="ar_AE"/>
-        </w:rPr>
-      </w:r>
-      <w:r>
-        <w:rPr>
+          <w:rtl/>
+          <w:cs/>
+          <w:lang w:val="ar_AE" w:bidi="ar_AE"/>
+        </w:rPr>
+      </w:r>
+      <w:r>
+        <w:rPr>
+          <w:rtl/>
+          <w:cs/>
           <w:lang w:val="ar_AE" w:bidi="ar_AE"/>
         </w:rPr>
       </w:r>
@@ -2362,6 +2928,8 @@
       </w:pPr>
       <w:r>
         <w:rPr>
+          <w:rtl/>
+          <w:cs/>
           <w:lang w:val="ar_AE" w:bidi="ar_AE"/>
         </w:rPr>
       </w:r>
@@ -2373,12 +2941,16 @@
       </w:pPr>
       <w:r>
         <w:rPr>
+          <w:rtl/>
+          <w:cs/>
           <w:lang w:val="ar_AE" w:bidi="ar_AE"/>
         </w:rPr>
         <w:t>دَبُورَة</w:t>
       </w:r>
       <w:r>
         <w:rPr>
+          <w:rtl/>
+          <w:cs/>
           <w:lang w:val="ar_AE" w:bidi="ar_AE"/>
         </w:rPr>
       </w:r>
@@ -2389,23 +2961,31 @@
       </w:pPr>
       <w:r>
         <w:rPr>
-          <w:lang w:val="ar_AE" w:bidi="ar_AE"/>
-        </w:rPr>
-      </w:r>
-      <w:r>
-        <w:rPr>
+          <w:rtl/>
+          <w:cs/>
+          <w:lang w:val="ar_AE" w:bidi="ar_AE"/>
+        </w:rPr>
+      </w:r>
+      <w:r>
+        <w:rPr>
+          <w:rtl/>
+          <w:cs/>
           <w:lang w:val="ar_AE" w:bidi="ar_AE"/>
         </w:rPr>
         <w:t>كانت النبيّة دَبُورَة واحدة من القضاة الأولين في إسرائيل، وهي امرأة تتميز باستقامتها وتكريسها للرب. ولأنها من واحدة من الأنبياء، كانت تتلقى رسائل إلهية، وفي دورها قاضية، كانت تفصل في النزاعات القانونية. غالبًا ما كان الناس يطلقون عليها "</w:t>
       </w:r>
       <w:r>
         <w:rPr>
+          <w:rtl/>
+          <w:cs/>
           <w:lang w:val="ar_AE" w:bidi="ar_AE"/>
         </w:rPr>
         <w:t>أُمّ فِي إِسْرَائِيلَ</w:t>
       </w:r>
       <w:r>
         <w:rPr>
+          <w:rtl/>
+          <w:cs/>
           <w:lang w:val="ar_AE" w:bidi="ar_AE"/>
         </w:rPr>
         <w:t xml:space="preserve">" (انظر </w:t>
@@ -2413,6 +2993,8 @@
       <w:hyperlink r:id="rId86">
         <w:r>
           <w:rPr>
+            <w:rtl/>
+            <w:cs/>
             <w:lang w:val="ar_AE" w:bidi="ar_AE"/>
           </w:rPr>
           <w:rPr>
@@ -2424,6 +3006,8 @@
       </w:hyperlink>
       <w:r>
         <w:rPr>
+          <w:rtl/>
+          <w:cs/>
           <w:lang w:val="ar_AE" w:bidi="ar_AE"/>
         </w:rPr>
         <w:t>).</w:t>
@@ -2435,23 +3019,31 @@
       </w:pPr>
       <w:r>
         <w:rPr>
-          <w:lang w:val="ar_AE" w:bidi="ar_AE"/>
-        </w:rPr>
-      </w:r>
-      <w:r>
-        <w:rPr>
+          <w:rtl/>
+          <w:cs/>
+          <w:lang w:val="ar_AE" w:bidi="ar_AE"/>
+        </w:rPr>
+      </w:r>
+      <w:r>
+        <w:rPr>
+          <w:rtl/>
+          <w:cs/>
           <w:lang w:val="ar_AE" w:bidi="ar_AE"/>
         </w:rPr>
         <w:t>ازداد شر الشعب في زمن دَبُورَة. وتوقفوا عن اتباع طرق الله، ولم تكن أسباط إسرائيل متحدة. كان بنو إسرائيل "</w:t>
       </w:r>
       <w:r>
         <w:rPr>
+          <w:rtl/>
+          <w:cs/>
           <w:lang w:val="ar_AE" w:bidi="ar_AE"/>
         </w:rPr>
         <w:t>يَعْمَلُونَ ٱلشَّرَّ فِي عَيْنَيِ ٱلرَّبِّ</w:t>
       </w:r>
       <w:r>
         <w:rPr>
+          <w:rtl/>
+          <w:cs/>
           <w:lang w:val="ar_AE" w:bidi="ar_AE"/>
         </w:rPr>
         <w:t>" (</w:t>
@@ -2459,6 +3051,8 @@
       <w:hyperlink r:id="rId87">
         <w:r>
           <w:rPr>
+            <w:rtl/>
+            <w:cs/>
             <w:lang w:val="ar_AE" w:bidi="ar_AE"/>
           </w:rPr>
           <w:rPr>
@@ -2470,6 +3064,8 @@
       </w:hyperlink>
       <w:r>
         <w:rPr>
+          <w:rtl/>
+          <w:cs/>
           <w:lang w:val="ar_AE" w:bidi="ar_AE"/>
         </w:rPr>
         <w:t>). لذلك، أسلّمهم الله إلى من يضايقهم ويضطهدهم، وهو يَابِين مَلِك كَنْعَان. فعاد إسرائيل يصرخ إلى الرب طلبًا لمعونته (</w:t>
@@ -2477,6 +3073,8 @@
       <w:hyperlink r:id="rId88">
         <w:r>
           <w:rPr>
+            <w:rtl/>
+            <w:cs/>
             <w:lang w:val="ar_AE" w:bidi="ar_AE"/>
           </w:rPr>
           <w:rPr>
@@ -2488,6 +3086,8 @@
       </w:hyperlink>
       <w:r>
         <w:rPr>
+          <w:rtl/>
+          <w:cs/>
           <w:lang w:val="ar_AE" w:bidi="ar_AE"/>
         </w:rPr>
         <w:t>).</w:t>
@@ -2499,11 +3099,15 @@
       </w:pPr>
       <w:r>
         <w:rPr>
-          <w:lang w:val="ar_AE" w:bidi="ar_AE"/>
-        </w:rPr>
-      </w:r>
-      <w:r>
-        <w:rPr>
+          <w:rtl/>
+          <w:cs/>
+          <w:lang w:val="ar_AE" w:bidi="ar_AE"/>
+        </w:rPr>
+      </w:r>
+      <w:r>
+        <w:rPr>
+          <w:rtl/>
+          <w:cs/>
           <w:lang w:val="ar_AE" w:bidi="ar_AE"/>
         </w:rPr>
         <w:t>دعا الله باراق بواسطة دَبُورَة لمحاربة سيسرا، قائد جيش يَابِين. ومع ذلك، لم يكن لدى باراق الحماسة أو الشجاعة الكافية. فأصر باراق على أن ترافقه دَبُورَة. وافقت دَبُورَة لكنها حذرته أن مجد الانتصار سيُنسب لامرأة، وليس لباراق. وقد تحقق ذلك عندما هزم باراق سيسرا وجيشه، إنما من نالت المجد هي يَاعِيل المْرَأة التي قتلت سيسرا. لم يكن لدى باراق الشجاعة الكافية ولا القيادة الكاملة. هذا على النقيض تمامًا من شجاعة وقيادة دَبُورَة ويَاعِيل. لقد أسهمت أفعال دَبُورَة في أن تنعم إسرائيل بأربعين عامًا من السلام (</w:t>
@@ -2511,6 +3115,8 @@
       <w:hyperlink r:id="rId89">
         <w:r>
           <w:rPr>
+            <w:rtl/>
+            <w:cs/>
             <w:lang w:val="ar_AE" w:bidi="ar_AE"/>
           </w:rPr>
           <w:rPr>
@@ -2522,6 +3128,8 @@
       </w:hyperlink>
       <w:r>
         <w:rPr>
+          <w:rtl/>
+          <w:cs/>
           <w:lang w:val="ar_AE" w:bidi="ar_AE"/>
         </w:rPr>
         <w:t>).</w:t>
@@ -2533,12 +3141,16 @@
       </w:pPr>
       <w:r>
         <w:rPr>
+          <w:rtl/>
+          <w:cs/>
           <w:lang w:val="ar_AE" w:bidi="ar_AE"/>
         </w:rPr>
       </w:r>
       <w:r>
         <w:rPr>
           <w:u w:val="single"/>
+          <w:rtl/>
+          <w:cs/>
           <w:lang w:val="ar_AE" w:bidi="ar_AE"/>
         </w:rPr>
         <w:t>مقاطع كتابية لدراسة أعمق</w:t>
@@ -2550,12 +3162,16 @@
       </w:pPr>
       <w:r>
         <w:rPr>
+          <w:rtl/>
+          <w:cs/>
           <w:lang w:val="ar_AE" w:bidi="ar_AE"/>
         </w:rPr>
       </w:r>
       <w:hyperlink r:id="rId90">
         <w:r>
           <w:rPr>
+            <w:rtl/>
+            <w:cs/>
             <w:lang w:val="ar_AE" w:bidi="ar_AE"/>
           </w:rPr>
           <w:rPr>
@@ -2567,11 +3183,15 @@
       </w:hyperlink>
       <w:r>
         <w:rPr>
-          <w:lang w:val="ar_AE" w:bidi="ar_AE"/>
-        </w:rPr>
-      </w:r>
-      <w:r>
-        <w:rPr>
+          <w:rtl/>
+          <w:cs/>
+          <w:lang w:val="ar_AE" w:bidi="ar_AE"/>
+        </w:rPr>
+      </w:r>
+      <w:r>
+        <w:rPr>
+          <w:rtl/>
+          <w:cs/>
           <w:lang w:val="ar_AE" w:bidi="ar_AE"/>
         </w:rPr>
       </w:r>

--- a/arb/docx/014.content.docx
+++ b/arb/docx/014.content.docx
@@ -345,20 +345,14 @@
         </w:rPr>
         <w:t>كان دانيآل ينتمي إلى العائلة الملكية ليهوذا عندما هاجم الجيش البابلي أورشليم لأول مرة في عام 605 قبل الميلاد (</w:t>
       </w:r>
-      <w:hyperlink r:id="rId13">
-        <w:r>
-          <w:rPr>
-            <w:rtl/>
-            <w:cs/>
-            <w:lang w:val="ar_AE" w:bidi="ar_AE"/>
-          </w:rPr>
-          <w:rPr>
-            <w:color w:val="0000EE"/>
-            <w:u w:val="single"/>
-          </w:rPr>
-          <w:t>دانيآل 1:3</w:t>
-        </w:r>
-      </w:hyperlink>
+      <w:r>
+        <w:rPr>
+          <w:rtl/>
+          <w:cs/>
+          <w:lang w:val="ar_AE" w:bidi="ar_AE"/>
+        </w:rPr>
+        <w:t>دانيآل 1:3</w:t>
+      </w:r>
       <w:r>
         <w:rPr>
           <w:rtl/>
@@ -387,20 +381,14 @@
         </w:rPr>
         <w:t xml:space="preserve">عمل دانيآل في البلاط مدة تقارب السبعين عامًا (انظر </w:t>
       </w:r>
-      <w:hyperlink r:id="rId14">
-        <w:r>
-          <w:rPr>
-            <w:rtl/>
-            <w:cs/>
-            <w:lang w:val="ar_AE" w:bidi="ar_AE"/>
-          </w:rPr>
-          <w:rPr>
-            <w:color w:val="0000EE"/>
-            <w:u w:val="single"/>
-          </w:rPr>
-          <w:t>دانيآل 1:21</w:t>
-        </w:r>
-      </w:hyperlink>
+      <w:r>
+        <w:rPr>
+          <w:rtl/>
+          <w:cs/>
+          <w:lang w:val="ar_AE" w:bidi="ar_AE"/>
+        </w:rPr>
+        <w:t>دانيآل 1:21</w:t>
+      </w:r>
       <w:r>
         <w:rPr>
           <w:rtl/>
@@ -409,20 +397,14 @@
         </w:rPr>
         <w:t>). وسرعان ما اكتسب سمعة طيبة بفضل فطنتهم وتكريسهم الكامل لله. عندما راود نبوخذناصّر حلم مخيف، كشف الله معنى الحلم لدانيآل، الذي بدوره فسّره للملك (</w:t>
       </w:r>
-      <w:hyperlink r:id="rId15">
-        <w:r>
-          <w:rPr>
-            <w:rtl/>
-            <w:cs/>
-            <w:lang w:val="ar_AE" w:bidi="ar_AE"/>
-          </w:rPr>
-          <w:rPr>
-            <w:color w:val="0000EE"/>
-            <w:u w:val="single"/>
-          </w:rPr>
-          <w:t>دانيآل 2</w:t>
-        </w:r>
-      </w:hyperlink>
+      <w:r>
+        <w:rPr>
+          <w:rtl/>
+          <w:cs/>
+          <w:lang w:val="ar_AE" w:bidi="ar_AE"/>
+        </w:rPr>
+        <w:t>دانيآل 2</w:t>
+      </w:r>
       <w:r>
         <w:rPr>
           <w:rtl/>
@@ -431,20 +413,14 @@
         </w:rPr>
         <w:t>). كذلك فسّر دانيآل لاحقًا حلمًا ثانيًا كان يختص بكبرياء الملك (</w:t>
       </w:r>
-      <w:hyperlink r:id="rId16">
-        <w:r>
-          <w:rPr>
-            <w:rtl/>
-            <w:cs/>
-            <w:lang w:val="ar_AE" w:bidi="ar_AE"/>
-          </w:rPr>
-          <w:rPr>
-            <w:color w:val="0000EE"/>
-            <w:u w:val="single"/>
-          </w:rPr>
-          <w:t>دانيآل 4</w:t>
-        </w:r>
-      </w:hyperlink>
+      <w:r>
+        <w:rPr>
+          <w:rtl/>
+          <w:cs/>
+          <w:lang w:val="ar_AE" w:bidi="ar_AE"/>
+        </w:rPr>
+        <w:t>دانيآل 4</w:t>
+      </w:r>
       <w:r>
         <w:rPr>
           <w:rtl/>
@@ -453,20 +429,14 @@
         </w:rPr>
         <w:t>). حثّ دانيآل نبوخذناصّر على التوبة، لكنه لم يتب. وعلى إثر عدم توبته فقد نبوخذناصّر عقله ولو لبعض الوقت (</w:t>
       </w:r>
-      <w:hyperlink r:id="rId17">
-        <w:r>
-          <w:rPr>
-            <w:rtl/>
-            <w:cs/>
-            <w:lang w:val="ar_AE" w:bidi="ar_AE"/>
-          </w:rPr>
-          <w:rPr>
-            <w:color w:val="0000EE"/>
-            <w:u w:val="single"/>
-          </w:rPr>
-          <w:t>دانيآل 4:28–37</w:t>
-        </w:r>
-      </w:hyperlink>
+      <w:r>
+        <w:rPr>
+          <w:rtl/>
+          <w:cs/>
+          <w:lang w:val="ar_AE" w:bidi="ar_AE"/>
+        </w:rPr>
+        <w:t>دانيآل 4:28–37</w:t>
+      </w:r>
       <w:r>
         <w:rPr>
           <w:rtl/>
@@ -531,20 +501,14 @@
         </w:rPr>
         <w:t>لاحقًا، أقام بيلشاصّر نائب الملك في بابل وليمة في عام 539 قبل الميلاد، واستخدم الآنية المقدسة التي أخذت من هيكل أورشليم بازدراء شديد. وفجأة، كتبت أصابع يد إنسان غير مرئية على جدار القصر هذه الكلمات "مَنَا مَنَا تَقَيْلُ وَفَرْسِينُ"فسر دانيآل هذه الكلمات على أنها نبوة بنهاية وشيكة لمملكة بابل. في تلك الليلة نفسها، استولى الفرس على العاصمة وقتلوا بيلشاصّر (</w:t>
       </w:r>
-      <w:hyperlink r:id="rId18">
-        <w:r>
-          <w:rPr>
-            <w:rtl/>
-            <w:cs/>
-            <w:lang w:val="ar_AE" w:bidi="ar_AE"/>
-          </w:rPr>
-          <w:rPr>
-            <w:color w:val="0000EE"/>
-            <w:u w:val="single"/>
-          </w:rPr>
-          <w:t>دانيآل 5:1–31</w:t>
-        </w:r>
-      </w:hyperlink>
+      <w:r>
+        <w:rPr>
+          <w:rtl/>
+          <w:cs/>
+          <w:lang w:val="ar_AE" w:bidi="ar_AE"/>
+        </w:rPr>
+        <w:t>دانيآل 5:1–31</w:t>
+      </w:r>
       <w:r>
         <w:rPr>
           <w:rtl/>
@@ -573,20 +537,14 @@
         </w:rPr>
         <w:t>في عام 539 قبل الميلاد، تحت حكم داريوس المادي، أصبح دانيآل وزيرًا للمملكة (</w:t>
       </w:r>
-      <w:hyperlink r:id="rId19">
-        <w:r>
-          <w:rPr>
-            <w:rtl/>
-            <w:cs/>
-            <w:lang w:val="ar_AE" w:bidi="ar_AE"/>
-          </w:rPr>
-          <w:rPr>
-            <w:color w:val="0000EE"/>
-            <w:u w:val="single"/>
-          </w:rPr>
-          <w:t>دانيآل 6:2</w:t>
-        </w:r>
-      </w:hyperlink>
+      <w:r>
+        <w:rPr>
+          <w:rtl/>
+          <w:cs/>
+          <w:lang w:val="ar_AE" w:bidi="ar_AE"/>
+        </w:rPr>
+        <w:t>دانيآل 6:2</w:t>
+      </w:r>
       <w:r>
         <w:rPr>
           <w:rtl/>
@@ -595,20 +553,14 @@
         </w:rPr>
         <w:t>). أثارت كفاءة دانيآل في الإدارة غضب خصومه السياسيين. فأقنعوا داريوس بإصدار مرسوم يمنع عبادة أي شخص غير الملك، مع عقوبة الإلقاء في جُب الأسود. خالف دانيآل مرسوم الملك متمسكًا بمعتقداته الدينية، لكنه بطريقة معجزيّة نجا من الأسود دون أن يصاب بأذى. وعاد ثانية إلى منصبه (</w:t>
       </w:r>
-      <w:hyperlink r:id="rId20">
-        <w:r>
-          <w:rPr>
-            <w:rtl/>
-            <w:cs/>
-            <w:lang w:val="ar_AE" w:bidi="ar_AE"/>
-          </w:rPr>
-          <w:rPr>
-            <w:color w:val="0000EE"/>
-            <w:u w:val="single"/>
-          </w:rPr>
-          <w:t>دانيآل 6:17–28</w:t>
-        </w:r>
-      </w:hyperlink>
+      <w:r>
+        <w:rPr>
+          <w:rtl/>
+          <w:cs/>
+          <w:lang w:val="ar_AE" w:bidi="ar_AE"/>
+        </w:rPr>
+        <w:t>دانيآل 6:17–28</w:t>
+      </w:r>
       <w:r>
         <w:rPr>
           <w:rtl/>
@@ -617,20 +569,14 @@
         </w:rPr>
         <w:t>). أما رؤى دانيآل اللاحقة تقع في هذه الحِقْبَة (</w:t>
       </w:r>
-      <w:hyperlink r:id="rId21">
-        <w:r>
-          <w:rPr>
-            <w:rtl/>
-            <w:cs/>
-            <w:lang w:val="ar_AE" w:bidi="ar_AE"/>
-          </w:rPr>
-          <w:rPr>
-            <w:color w:val="0000EE"/>
-            <w:u w:val="single"/>
-          </w:rPr>
-          <w:t>دانيآل 10:1،</w:t>
-        </w:r>
-      </w:hyperlink>
+      <w:r>
+        <w:rPr>
+          <w:rtl/>
+          <w:cs/>
+          <w:lang w:val="ar_AE" w:bidi="ar_AE"/>
+        </w:rPr>
+        <w:t>دانيآل 10:1،</w:t>
+      </w:r>
       <w:r>
         <w:rPr>
           <w:rtl/>
@@ -639,20 +585,14 @@
         </w:rPr>
         <w:t xml:space="preserve"> </w:t>
       </w:r>
-      <w:hyperlink r:id="rId22">
-        <w:r>
-          <w:rPr>
-            <w:rtl/>
-            <w:cs/>
-            <w:lang w:val="ar_AE" w:bidi="ar_AE"/>
-          </w:rPr>
-          <w:rPr>
-            <w:color w:val="0000EE"/>
-            <w:u w:val="single"/>
-          </w:rPr>
-          <w:t>4</w:t>
-        </w:r>
-      </w:hyperlink>
+      <w:r>
+        <w:rPr>
+          <w:rtl/>
+          <w:cs/>
+          <w:lang w:val="ar_AE" w:bidi="ar_AE"/>
+        </w:rPr>
+        <w:t>4</w:t>
+      </w:r>
       <w:r>
         <w:rPr>
           <w:rtl/>
@@ -681,20 +621,14 @@
         </w:rPr>
         <w:t xml:space="preserve">ربما يصعب فهم نبوءات دانيآل بالتفصيل، ومع هذا فرسالتها واضحة: ربما تسيطر القوى الشريرة الآن، لكن الله في يده زمام الأمر، وسيخلّص شعبه. استشهد يسوع ومؤلفو العهد الجديد بما جاء في دانيآل، وغالبًا ما استخدموا الصوّر الرمزية المستخدمة عند مناقشة نهاية الأزمنة (على سبيل المثال، قارن </w:t>
       </w:r>
-      <w:hyperlink r:id="rId23">
-        <w:r>
-          <w:rPr>
-            <w:rtl/>
-            <w:cs/>
-            <w:lang w:val="ar_AE" w:bidi="ar_AE"/>
-          </w:rPr>
-          <w:rPr>
-            <w:color w:val="0000EE"/>
-            <w:u w:val="single"/>
-          </w:rPr>
-          <w:t>دانيآل 7:1–9</w:t>
-        </w:r>
-      </w:hyperlink>
+      <w:r>
+        <w:rPr>
+          <w:rtl/>
+          <w:cs/>
+          <w:lang w:val="ar_AE" w:bidi="ar_AE"/>
+        </w:rPr>
+        <w:t>دانيآل 7:1–9</w:t>
+      </w:r>
       <w:r>
         <w:rPr>
           <w:rtl/>
@@ -703,20 +637,14 @@
         </w:rPr>
         <w:t xml:space="preserve"> و</w:t>
       </w:r>
-      <w:hyperlink r:id="rId24">
-        <w:r>
-          <w:rPr>
-            <w:rtl/>
-            <w:cs/>
-            <w:lang w:val="ar_AE" w:bidi="ar_AE"/>
-          </w:rPr>
-          <w:rPr>
-            <w:color w:val="0000EE"/>
-            <w:u w:val="single"/>
-          </w:rPr>
-          <w:t>رؤيا 13:1–10</w:t>
-        </w:r>
-      </w:hyperlink>
+      <w:r>
+        <w:rPr>
+          <w:rtl/>
+          <w:cs/>
+          <w:lang w:val="ar_AE" w:bidi="ar_AE"/>
+        </w:rPr>
+        <w:t>رؤيا 13:1–10</w:t>
+      </w:r>
       <w:r>
         <w:rPr>
           <w:rtl/>
@@ -725,20 +653,14 @@
         </w:rPr>
         <w:t xml:space="preserve">؛ </w:t>
       </w:r>
-      <w:hyperlink r:id="rId25">
-        <w:r>
-          <w:rPr>
-            <w:rtl/>
-            <w:cs/>
-            <w:lang w:val="ar_AE" w:bidi="ar_AE"/>
-          </w:rPr>
-          <w:rPr>
-            <w:color w:val="0000EE"/>
-            <w:u w:val="single"/>
-          </w:rPr>
-          <w:t>دانيآل 7:13</w:t>
-        </w:r>
-      </w:hyperlink>
+      <w:r>
+        <w:rPr>
+          <w:rtl/>
+          <w:cs/>
+          <w:lang w:val="ar_AE" w:bidi="ar_AE"/>
+        </w:rPr>
+        <w:t>دانيآل 7:13</w:t>
+      </w:r>
       <w:r>
         <w:rPr>
           <w:rtl/>
@@ -747,20 +669,14 @@
         </w:rPr>
         <w:t xml:space="preserve"> و</w:t>
       </w:r>
-      <w:hyperlink r:id="rId26">
-        <w:r>
-          <w:rPr>
-            <w:rtl/>
-            <w:cs/>
-            <w:lang w:val="ar_AE" w:bidi="ar_AE"/>
-          </w:rPr>
-          <w:rPr>
-            <w:color w:val="0000EE"/>
-            <w:u w:val="single"/>
-          </w:rPr>
-          <w:t>رؤيا 1:7</w:t>
-        </w:r>
-      </w:hyperlink>
+      <w:r>
+        <w:rPr>
+          <w:rtl/>
+          <w:cs/>
+          <w:lang w:val="ar_AE" w:bidi="ar_AE"/>
+        </w:rPr>
+        <w:t>رؤيا 1:7</w:t>
+      </w:r>
       <w:r>
         <w:rPr>
           <w:rtl/>
@@ -769,20 +685,14 @@
         </w:rPr>
         <w:t xml:space="preserve">؛ </w:t>
       </w:r>
-      <w:hyperlink r:id="rId27">
-        <w:r>
-          <w:rPr>
-            <w:rtl/>
-            <w:cs/>
-            <w:lang w:val="ar_AE" w:bidi="ar_AE"/>
-          </w:rPr>
-          <w:rPr>
-            <w:color w:val="0000EE"/>
-            <w:u w:val="single"/>
-          </w:rPr>
-          <w:t>دانيآل 9:27</w:t>
-        </w:r>
-      </w:hyperlink>
+      <w:r>
+        <w:rPr>
+          <w:rtl/>
+          <w:cs/>
+          <w:lang w:val="ar_AE" w:bidi="ar_AE"/>
+        </w:rPr>
+        <w:t>دانيآل 9:27</w:t>
+      </w:r>
       <w:r>
         <w:rPr>
           <w:rtl/>
@@ -791,20 +701,14 @@
         </w:rPr>
         <w:t xml:space="preserve"> و</w:t>
       </w:r>
-      <w:hyperlink r:id="rId28">
-        <w:r>
-          <w:rPr>
-            <w:rtl/>
-            <w:cs/>
-            <w:lang w:val="ar_AE" w:bidi="ar_AE"/>
-          </w:rPr>
-          <w:rPr>
-            <w:color w:val="0000EE"/>
-            <w:u w:val="single"/>
-          </w:rPr>
-          <w:t>متى 24:15</w:t>
-        </w:r>
-      </w:hyperlink>
+      <w:r>
+        <w:rPr>
+          <w:rtl/>
+          <w:cs/>
+          <w:lang w:val="ar_AE" w:bidi="ar_AE"/>
+        </w:rPr>
+        <w:t>متى 24:15</w:t>
+      </w:r>
       <w:r>
         <w:rPr>
           <w:rtl/>
@@ -862,20 +766,14 @@
           <w:lang w:val="ar_AE" w:bidi="ar_AE"/>
         </w:rPr>
       </w:r>
-      <w:hyperlink r:id="rId29">
-        <w:r>
-          <w:rPr>
-            <w:rtl/>
-            <w:cs/>
-            <w:lang w:val="ar_AE" w:bidi="ar_AE"/>
-          </w:rPr>
-          <w:rPr>
-            <w:color w:val="0000EE"/>
-            <w:u w:val="single"/>
-          </w:rPr>
-          <w:t>حزقيال 14:14</w:t>
-        </w:r>
-      </w:hyperlink>
+      <w:r>
+        <w:rPr>
+          <w:rtl/>
+          <w:cs/>
+          <w:lang w:val="ar_AE" w:bidi="ar_AE"/>
+        </w:rPr>
+        <w:t>حزقيال 14:14</w:t>
+      </w:r>
       <w:r>
         <w:rPr>
           <w:rtl/>
@@ -884,20 +782,14 @@
         </w:rPr>
         <w:t xml:space="preserve">، </w:t>
       </w:r>
-      <w:hyperlink r:id="rId30">
-        <w:r>
-          <w:rPr>
-            <w:rtl/>
-            <w:cs/>
-            <w:lang w:val="ar_AE" w:bidi="ar_AE"/>
-          </w:rPr>
-          <w:rPr>
-            <w:color w:val="0000EE"/>
-            <w:u w:val="single"/>
-          </w:rPr>
-          <w:t>20</w:t>
-        </w:r>
-      </w:hyperlink>
+      <w:r>
+        <w:rPr>
+          <w:rtl/>
+          <w:cs/>
+          <w:lang w:val="ar_AE" w:bidi="ar_AE"/>
+        </w:rPr>
+        <w:t>20</w:t>
+      </w:r>
       <w:r>
         <w:rPr>
           <w:rtl/>
@@ -906,20 +798,14 @@
         </w:rPr>
         <w:t xml:space="preserve">؛ </w:t>
       </w:r>
-      <w:hyperlink r:id="rId31">
-        <w:r>
-          <w:rPr>
-            <w:rtl/>
-            <w:cs/>
-            <w:lang w:val="ar_AE" w:bidi="ar_AE"/>
-          </w:rPr>
-          <w:rPr>
-            <w:color w:val="0000EE"/>
-            <w:u w:val="single"/>
-          </w:rPr>
-          <w:t>28:3</w:t>
-        </w:r>
-      </w:hyperlink>
+      <w:r>
+        <w:rPr>
+          <w:rtl/>
+          <w:cs/>
+          <w:lang w:val="ar_AE" w:bidi="ar_AE"/>
+        </w:rPr>
+        <w:t>28:3</w:t>
+      </w:r>
       <w:r>
         <w:rPr>
           <w:rtl/>
@@ -928,20 +814,14 @@
         </w:rPr>
         <w:t xml:space="preserve">؛ </w:t>
       </w:r>
-      <w:hyperlink r:id="rId32">
-        <w:r>
-          <w:rPr>
-            <w:rtl/>
-            <w:cs/>
-            <w:lang w:val="ar_AE" w:bidi="ar_AE"/>
-          </w:rPr>
-          <w:rPr>
-            <w:color w:val="0000EE"/>
-            <w:u w:val="single"/>
-          </w:rPr>
-          <w:t>دانيال 1:1–12:13</w:t>
-        </w:r>
-      </w:hyperlink>
+      <w:r>
+        <w:rPr>
+          <w:rtl/>
+          <w:cs/>
+          <w:lang w:val="ar_AE" w:bidi="ar_AE"/>
+        </w:rPr>
+        <w:t>دانيال 1:1–12:13</w:t>
+      </w:r>
       <w:r>
         <w:rPr>
           <w:rtl/>
@@ -950,20 +830,14 @@
         </w:rPr>
         <w:t xml:space="preserve">؛ </w:t>
       </w:r>
-      <w:hyperlink r:id="rId28">
-        <w:r>
-          <w:rPr>
-            <w:rtl/>
-            <w:cs/>
-            <w:lang w:val="ar_AE" w:bidi="ar_AE"/>
-          </w:rPr>
-          <w:rPr>
-            <w:color w:val="0000EE"/>
-            <w:u w:val="single"/>
-          </w:rPr>
-          <w:t>متى 24:15</w:t>
-        </w:r>
-      </w:hyperlink>
+      <w:r>
+        <w:rPr>
+          <w:rtl/>
+          <w:cs/>
+          <w:lang w:val="ar_AE" w:bidi="ar_AE"/>
+        </w:rPr>
+        <w:t>متى 24:15</w:t>
+      </w:r>
       <w:r>
         <w:rPr>
           <w:rtl/>
@@ -1051,20 +925,14 @@
         </w:rPr>
         <w:t>وُلد داود في بيت لحم، وكان أصغر أبناء يسّى. يرجع نسب عائلته إلى يهوذا (</w:t>
       </w:r>
-      <w:hyperlink r:id="rId33">
-        <w:r>
-          <w:rPr>
-            <w:rtl/>
-            <w:cs/>
-            <w:lang w:val="ar_AE" w:bidi="ar_AE"/>
-          </w:rPr>
-          <w:rPr>
-            <w:color w:val="0000EE"/>
-            <w:u w:val="single"/>
-          </w:rPr>
-          <w:t>راعوث 4:18–22</w:t>
-        </w:r>
-      </w:hyperlink>
+      <w:r>
+        <w:rPr>
+          <w:rtl/>
+          <w:cs/>
+          <w:lang w:val="ar_AE" w:bidi="ar_AE"/>
+        </w:rPr>
+        <w:t>راعوث 4:18–22</w:t>
+      </w:r>
       <w:r>
         <w:rPr>
           <w:rtl/>
@@ -1081,20 +949,14 @@
         </w:rPr>
         <w:t xml:space="preserve"> </w:t>
       </w:r>
-      <w:hyperlink r:id="rId34">
-        <w:r>
-          <w:rPr>
-            <w:rtl/>
-            <w:cs/>
-            <w:lang w:val="ar_AE" w:bidi="ar_AE"/>
-          </w:rPr>
-          <w:rPr>
-            <w:color w:val="0000EE"/>
-            <w:u w:val="single"/>
-          </w:rPr>
-          <w:t>1أخبار الأيام 2:3–15</w:t>
-        </w:r>
-      </w:hyperlink>
+      <w:r>
+        <w:rPr>
+          <w:rtl/>
+          <w:cs/>
+          <w:lang w:val="ar_AE" w:bidi="ar_AE"/>
+        </w:rPr>
+        <w:t>1أخبار الأيام 2:3–15</w:t>
+      </w:r>
       <w:r>
         <w:rPr>
           <w:rtl/>
@@ -1111,20 +973,14 @@
         </w:rPr>
         <w:t xml:space="preserve"> </w:t>
       </w:r>
-      <w:hyperlink r:id="rId35">
-        <w:r>
-          <w:rPr>
-            <w:rtl/>
-            <w:cs/>
-            <w:lang w:val="ar_AE" w:bidi="ar_AE"/>
-          </w:rPr>
-          <w:rPr>
-            <w:color w:val="0000EE"/>
-            <w:u w:val="single"/>
-          </w:rPr>
-          <w:t>متّى 1:3–6</w:t>
-        </w:r>
-      </w:hyperlink>
+      <w:r>
+        <w:rPr>
+          <w:rtl/>
+          <w:cs/>
+          <w:lang w:val="ar_AE" w:bidi="ar_AE"/>
+        </w:rPr>
+        <w:t>متّى 1:3–6</w:t>
+      </w:r>
       <w:r>
         <w:rPr>
           <w:rtl/>
@@ -1141,20 +997,14 @@
         </w:rPr>
         <w:t xml:space="preserve"> </w:t>
       </w:r>
-      <w:hyperlink r:id="rId36">
-        <w:r>
-          <w:rPr>
-            <w:rtl/>
-            <w:cs/>
-            <w:lang w:val="ar_AE" w:bidi="ar_AE"/>
-          </w:rPr>
-          <w:rPr>
-            <w:color w:val="0000EE"/>
-            <w:u w:val="single"/>
-          </w:rPr>
-          <w:t>لوقا 3:31–33</w:t>
-        </w:r>
-      </w:hyperlink>
+      <w:r>
+        <w:rPr>
+          <w:rtl/>
+          <w:cs/>
+          <w:lang w:val="ar_AE" w:bidi="ar_AE"/>
+        </w:rPr>
+        <w:t>لوقا 3:31–33</w:t>
+      </w:r>
       <w:r>
         <w:rPr>
           <w:rtl/>
@@ -1183,20 +1033,14 @@
         </w:rPr>
         <w:t>كان داود في شبابه راعيًا بسيطًا، يعتني بغنم أبيه (</w:t>
       </w:r>
-      <w:hyperlink r:id="rId37">
-        <w:r>
-          <w:rPr>
-            <w:rtl/>
-            <w:cs/>
-            <w:lang w:val="ar_AE" w:bidi="ar_AE"/>
-          </w:rPr>
-          <w:rPr>
-            <w:color w:val="0000EE"/>
-            <w:u w:val="single"/>
-          </w:rPr>
-          <w:t>1صموئيل 16:11</w:t>
-        </w:r>
-      </w:hyperlink>
+      <w:r>
+        <w:rPr>
+          <w:rtl/>
+          <w:cs/>
+          <w:lang w:val="ar_AE" w:bidi="ar_AE"/>
+        </w:rPr>
+        <w:t>1صموئيل 16:11</w:t>
+      </w:r>
       <w:r>
         <w:rPr>
           <w:rtl/>
@@ -1213,20 +1057,14 @@
         </w:rPr>
         <w:t xml:space="preserve"> </w:t>
       </w:r>
-      <w:hyperlink r:id="rId38">
-        <w:r>
-          <w:rPr>
-            <w:rtl/>
-            <w:cs/>
-            <w:lang w:val="ar_AE" w:bidi="ar_AE"/>
-          </w:rPr>
-          <w:rPr>
-            <w:color w:val="0000EE"/>
-            <w:u w:val="single"/>
-          </w:rPr>
-          <w:t>17:14–15</w:t>
-        </w:r>
-      </w:hyperlink>
+      <w:r>
+        <w:rPr>
+          <w:rtl/>
+          <w:cs/>
+          <w:lang w:val="ar_AE" w:bidi="ar_AE"/>
+        </w:rPr>
+        <w:t>17:14–15</w:t>
+      </w:r>
       <w:r>
         <w:rPr>
           <w:rtl/>
@@ -1235,20 +1073,14 @@
         </w:rPr>
         <w:t>). وتغيرت حياته دون سابق إنذار عندما زار النبي صموئيل يسّى ومسح داود ليكون ملك إسرائيل المستقبلي. ومع أن داود مُسح ملكًا فإنه لم يتقلد زمام الحٌكم لا بالانقلاب ولا بالاغتيال، بل خدم الملك شاول بكل أمانة. ابتدأ داود خدمته لشاول في دور موسيقي يعزف الأغاني التي تهدئ فكر شاول المضطرب (</w:t>
       </w:r>
-      <w:hyperlink r:id="rId39">
-        <w:r>
-          <w:rPr>
-            <w:rtl/>
-            <w:cs/>
-            <w:lang w:val="ar_AE" w:bidi="ar_AE"/>
-          </w:rPr>
-          <w:rPr>
-            <w:color w:val="0000EE"/>
-            <w:u w:val="single"/>
-          </w:rPr>
-          <w:t>1صموئيل 16:14–23</w:t>
-        </w:r>
-      </w:hyperlink>
+      <w:r>
+        <w:rPr>
+          <w:rtl/>
+          <w:cs/>
+          <w:lang w:val="ar_AE" w:bidi="ar_AE"/>
+        </w:rPr>
+        <w:t>1صموئيل 16:14–23</w:t>
+      </w:r>
       <w:r>
         <w:rPr>
           <w:rtl/>
@@ -1273,20 +1105,14 @@
         </w:rPr>
         <w:t>تُؤْذن بعمل داود في الكتابة والشعر، إذ صار مؤلفًا لمجموعة كبيرة من المزامير. ثم أن داود الغلام الصغير أغاث شاول الملك بانتصاره الشهير على البطل الفلسطيني جليات في اقتتال فردي (</w:t>
       </w:r>
-      <w:hyperlink r:id="rId40">
-        <w:r>
-          <w:rPr>
-            <w:rtl/>
-            <w:cs/>
-            <w:lang w:val="ar_AE" w:bidi="ar_AE"/>
-          </w:rPr>
-          <w:rPr>
-            <w:color w:val="0000EE"/>
-            <w:u w:val="single"/>
-          </w:rPr>
-          <w:t>1صموئيل 17:32–51</w:t>
-        </w:r>
-      </w:hyperlink>
+      <w:r>
+        <w:rPr>
+          <w:rtl/>
+          <w:cs/>
+          <w:lang w:val="ar_AE" w:bidi="ar_AE"/>
+        </w:rPr>
+        <w:t>1صموئيل 17:32–51</w:t>
+      </w:r>
       <w:r>
         <w:rPr>
           <w:rtl/>
@@ -1406,20 +1232,14 @@
         </w:rPr>
         <w:t>دعم داود المملكة بصفته ملكًا على إسرائيل المتحدة. استولى هو ورجاله على أورشليم من اليبوسيين وجعلها عاصمته. وأجبر الفلسطينيين المتبقين على مغادرة الأرض. ثم نقل داود تابوت العهد إلى أورشليم. كان يرغب في بناء هيكل دائم لله في أورشليم ليحل محل خيمة الاجتماع. رفض الله هذه الرغبة، لكنه أظهر محبته لداود بقطع عهد (اتفاق خاص) معه، إذ أقام نسله ليكون نسلًا ملكوتيًا (</w:t>
       </w:r>
-      <w:hyperlink r:id="rId41">
-        <w:r>
-          <w:rPr>
-            <w:rtl/>
-            <w:cs/>
-            <w:lang w:val="ar_AE" w:bidi="ar_AE"/>
-          </w:rPr>
-          <w:rPr>
-            <w:color w:val="0000EE"/>
-            <w:u w:val="single"/>
-          </w:rPr>
-          <w:t>2صموئيل 7</w:t>
-        </w:r>
-      </w:hyperlink>
+      <w:r>
+        <w:rPr>
+          <w:rtl/>
+          <w:cs/>
+          <w:lang w:val="ar_AE" w:bidi="ar_AE"/>
+        </w:rPr>
+        <w:t>2صموئيل 7</w:t>
+      </w:r>
       <w:r>
         <w:rPr>
           <w:rtl/>
@@ -1448,20 +1268,14 @@
         </w:rPr>
         <w:t xml:space="preserve">سرعان ما تدهورت حياة داود (انظر </w:t>
       </w:r>
-      <w:hyperlink r:id="rId42">
-        <w:r>
-          <w:rPr>
-            <w:rtl/>
-            <w:cs/>
-            <w:lang w:val="ar_AE" w:bidi="ar_AE"/>
-          </w:rPr>
-          <w:rPr>
-            <w:color w:val="0000EE"/>
-            <w:u w:val="single"/>
-          </w:rPr>
-          <w:t>2صموئيل 11–12</w:t>
-        </w:r>
-      </w:hyperlink>
+      <w:r>
+        <w:rPr>
+          <w:rtl/>
+          <w:cs/>
+          <w:lang w:val="ar_AE" w:bidi="ar_AE"/>
+        </w:rPr>
+        <w:t>2صموئيل 11–12</w:t>
+      </w:r>
       <w:r>
         <w:rPr>
           <w:rtl/>
@@ -1504,20 +1318,14 @@
         </w:rPr>
         <w:t xml:space="preserve">كان الملك العظيم داود. أرسل ٱلله نبيه ناثان لمواجهة داود. وشعر داود بالندم على ما فعله (انظر </w:t>
       </w:r>
-      <w:hyperlink r:id="rId43">
-        <w:r>
-          <w:rPr>
-            <w:rtl/>
-            <w:cs/>
-            <w:lang w:val="ar_AE" w:bidi="ar_AE"/>
-          </w:rPr>
-          <w:rPr>
-            <w:color w:val="0000EE"/>
-            <w:u w:val="single"/>
-          </w:rPr>
-          <w:t>المزامير 32</w:t>
-        </w:r>
-      </w:hyperlink>
+      <w:r>
+        <w:rPr>
+          <w:rtl/>
+          <w:cs/>
+          <w:lang w:val="ar_AE" w:bidi="ar_AE"/>
+        </w:rPr>
+        <w:t>المزامير 32</w:t>
+      </w:r>
       <w:r>
         <w:rPr>
           <w:rtl/>
@@ -1526,20 +1334,14 @@
         </w:rPr>
         <w:t xml:space="preserve">، </w:t>
       </w:r>
-      <w:hyperlink r:id="rId44">
-        <w:r>
-          <w:rPr>
-            <w:rtl/>
-            <w:cs/>
-            <w:lang w:val="ar_AE" w:bidi="ar_AE"/>
-          </w:rPr>
-          <w:rPr>
-            <w:color w:val="0000EE"/>
-            <w:u w:val="single"/>
-          </w:rPr>
-          <w:t>51</w:t>
-        </w:r>
-      </w:hyperlink>
+      <w:r>
+        <w:rPr>
+          <w:rtl/>
+          <w:cs/>
+          <w:lang w:val="ar_AE" w:bidi="ar_AE"/>
+        </w:rPr>
+        <w:t>51</w:t>
+      </w:r>
       <w:r>
         <w:rPr>
           <w:rtl/>
@@ -1568,20 +1370,14 @@
         </w:rPr>
         <w:t>منذ ذلك الحين، بدأت عائلة داود تواجه مشكلات وصراعات كثيرة. فاغتصب ابن داود، أمنون، أخته غير الشقيقة ثامار (</w:t>
       </w:r>
-      <w:hyperlink r:id="rId45">
-        <w:r>
-          <w:rPr>
-            <w:rtl/>
-            <w:cs/>
-            <w:lang w:val="ar_AE" w:bidi="ar_AE"/>
-          </w:rPr>
-          <w:rPr>
-            <w:color w:val="0000EE"/>
-            <w:u w:val="single"/>
-          </w:rPr>
-          <w:t>2صموئيل 13:1–14</w:t>
-        </w:r>
-      </w:hyperlink>
+      <w:r>
+        <w:rPr>
+          <w:rtl/>
+          <w:cs/>
+          <w:lang w:val="ar_AE" w:bidi="ar_AE"/>
+        </w:rPr>
+        <w:t>2صموئيل 13:1–14</w:t>
+      </w:r>
       <w:r>
         <w:rPr>
           <w:rtl/>
@@ -1590,20 +1386,14 @@
         </w:rPr>
         <w:t>). ثم قتل أبشالوم أخوها أمنون (</w:t>
       </w:r>
-      <w:hyperlink r:id="rId46">
-        <w:r>
-          <w:rPr>
-            <w:rtl/>
-            <w:cs/>
-            <w:lang w:val="ar_AE" w:bidi="ar_AE"/>
-          </w:rPr>
-          <w:rPr>
-            <w:color w:val="0000EE"/>
-            <w:u w:val="single"/>
-          </w:rPr>
-          <w:t>2صموئيل 13:20–29</w:t>
-        </w:r>
-      </w:hyperlink>
+      <w:r>
+        <w:rPr>
+          <w:rtl/>
+          <w:cs/>
+          <w:lang w:val="ar_AE" w:bidi="ar_AE"/>
+        </w:rPr>
+        <w:t>2صموئيل 13:20–29</w:t>
+      </w:r>
       <w:r>
         <w:rPr>
           <w:rtl/>
@@ -1612,20 +1402,14 @@
         </w:rPr>
         <w:t>). وابتدأ أبشالوم فيمَا بعد حربًا أهلية محاولًا أن يملك زمام الحكم ويصبح ملكًا عوضًا عن أبيه (</w:t>
       </w:r>
-      <w:hyperlink r:id="rId47">
-        <w:r>
-          <w:rPr>
-            <w:rtl/>
-            <w:cs/>
-            <w:lang w:val="ar_AE" w:bidi="ar_AE"/>
-          </w:rPr>
-          <w:rPr>
-            <w:color w:val="0000EE"/>
-            <w:u w:val="single"/>
-          </w:rPr>
-          <w:t>2صموئيل 15–18</w:t>
-        </w:r>
-      </w:hyperlink>
+      <w:r>
+        <w:rPr>
+          <w:rtl/>
+          <w:cs/>
+          <w:lang w:val="ar_AE" w:bidi="ar_AE"/>
+        </w:rPr>
+        <w:t>2صموئيل 15–18</w:t>
+      </w:r>
       <w:r>
         <w:rPr>
           <w:rtl/>
@@ -1634,20 +1418,14 @@
         </w:rPr>
         <w:t>). كما حاول ابن آخر، وهو أدونيّا، أن يصبح ملكًا عوضًا عن داود بإعلان نفسه ملكًا فيمَا كان والده لا يزال حيًا (</w:t>
       </w:r>
-      <w:hyperlink r:id="rId48">
-        <w:r>
-          <w:rPr>
-            <w:rtl/>
-            <w:cs/>
-            <w:lang w:val="ar_AE" w:bidi="ar_AE"/>
-          </w:rPr>
-          <w:rPr>
-            <w:color w:val="0000EE"/>
-            <w:u w:val="single"/>
-          </w:rPr>
-          <w:t>1ملوك 1:5–10</w:t>
-        </w:r>
-      </w:hyperlink>
+      <w:r>
+        <w:rPr>
+          <w:rtl/>
+          <w:cs/>
+          <w:lang w:val="ar_AE" w:bidi="ar_AE"/>
+        </w:rPr>
+        <w:t>1ملوك 1:5–10</w:t>
+      </w:r>
       <w:r>
         <w:rPr>
           <w:rtl/>
@@ -1656,20 +1434,14 @@
         </w:rPr>
         <w:t>). لكن داود استجمع ما يكفي من القوة لضمان أن يكون سليمان ملكًا من بعده (</w:t>
       </w:r>
-      <w:hyperlink r:id="rId49">
-        <w:r>
-          <w:rPr>
-            <w:rtl/>
-            <w:cs/>
-            <w:lang w:val="ar_AE" w:bidi="ar_AE"/>
-          </w:rPr>
-          <w:rPr>
-            <w:color w:val="0000EE"/>
-            <w:u w:val="single"/>
-          </w:rPr>
-          <w:t>1ملوك 1:28–40</w:t>
-        </w:r>
-      </w:hyperlink>
+      <w:r>
+        <w:rPr>
+          <w:rtl/>
+          <w:cs/>
+          <w:lang w:val="ar_AE" w:bidi="ar_AE"/>
+        </w:rPr>
+        <w:t>1ملوك 1:28–40</w:t>
+      </w:r>
       <w:r>
         <w:rPr>
           <w:rtl/>
@@ -1678,20 +1450,14 @@
         </w:rPr>
         <w:t xml:space="preserve">). عندما مات داود، أصبح سليمان ملكًا. كان سليمان هو أول ملوك عائلة داود (كما وعد في </w:t>
       </w:r>
-      <w:hyperlink r:id="rId41">
-        <w:r>
-          <w:rPr>
-            <w:rtl/>
-            <w:cs/>
-            <w:lang w:val="ar_AE" w:bidi="ar_AE"/>
-          </w:rPr>
-          <w:rPr>
-            <w:color w:val="0000EE"/>
-            <w:u w:val="single"/>
-          </w:rPr>
-          <w:t>2صموئيل 7</w:t>
-        </w:r>
-      </w:hyperlink>
+      <w:r>
+        <w:rPr>
+          <w:rtl/>
+          <w:cs/>
+          <w:lang w:val="ar_AE" w:bidi="ar_AE"/>
+        </w:rPr>
+        <w:t>2صموئيل 7</w:t>
+      </w:r>
       <w:r>
         <w:rPr>
           <w:rtl/>
@@ -1756,20 +1522,14 @@
         </w:rPr>
         <w:t>" (</w:t>
       </w:r>
-      <w:hyperlink r:id="rId50">
-        <w:r>
-          <w:rPr>
-            <w:rtl/>
-            <w:cs/>
-            <w:lang w:val="ar_AE" w:bidi="ar_AE"/>
-          </w:rPr>
-          <w:rPr>
-            <w:color w:val="0000EE"/>
-            <w:u w:val="single"/>
-          </w:rPr>
-          <w:t>2صموئيل 7:16</w:t>
-        </w:r>
-      </w:hyperlink>
+      <w:r>
+        <w:rPr>
+          <w:rtl/>
+          <w:cs/>
+          <w:lang w:val="ar_AE" w:bidi="ar_AE"/>
+        </w:rPr>
+        <w:t>2صموئيل 7:16</w:t>
+      </w:r>
       <w:r>
         <w:rPr>
           <w:rtl/>
@@ -1778,20 +1538,14 @@
         </w:rPr>
         <w:t xml:space="preserve">)؟ يشير العهد الجديد إلى يسوع، الذي من نسل داود، الذي أعلن الله أنه المسيح، أو الممسوح—الملك المختار (انظر </w:t>
       </w:r>
-      <w:hyperlink r:id="rId51">
-        <w:r>
-          <w:rPr>
-            <w:rtl/>
-            <w:cs/>
-            <w:lang w:val="ar_AE" w:bidi="ar_AE"/>
-          </w:rPr>
-          <w:rPr>
-            <w:color w:val="0000EE"/>
-            <w:u w:val="single"/>
-          </w:rPr>
-          <w:t>متى 1:1</w:t>
-        </w:r>
-      </w:hyperlink>
+      <w:r>
+        <w:rPr>
+          <w:rtl/>
+          <w:cs/>
+          <w:lang w:val="ar_AE" w:bidi="ar_AE"/>
+        </w:rPr>
+        <w:t>متى 1:1</w:t>
+      </w:r>
       <w:r>
         <w:rPr>
           <w:rtl/>
@@ -1808,20 +1562,14 @@
         </w:rPr>
         <w:t xml:space="preserve"> </w:t>
       </w:r>
-      <w:hyperlink r:id="rId52">
-        <w:r>
-          <w:rPr>
-            <w:rtl/>
-            <w:cs/>
-            <w:lang w:val="ar_AE" w:bidi="ar_AE"/>
-          </w:rPr>
-          <w:rPr>
-            <w:color w:val="0000EE"/>
-            <w:u w:val="single"/>
-          </w:rPr>
-          <w:t>9:27</w:t>
-        </w:r>
-      </w:hyperlink>
+      <w:r>
+        <w:rPr>
+          <w:rtl/>
+          <w:cs/>
+          <w:lang w:val="ar_AE" w:bidi="ar_AE"/>
+        </w:rPr>
+        <w:t>9:27</w:t>
+      </w:r>
       <w:r>
         <w:rPr>
           <w:rtl/>
@@ -1838,20 +1586,14 @@
         </w:rPr>
         <w:t xml:space="preserve"> </w:t>
       </w:r>
-      <w:hyperlink r:id="rId53">
-        <w:r>
-          <w:rPr>
-            <w:rtl/>
-            <w:cs/>
-            <w:lang w:val="ar_AE" w:bidi="ar_AE"/>
-          </w:rPr>
-          <w:rPr>
-            <w:color w:val="0000EE"/>
-            <w:u w:val="single"/>
-          </w:rPr>
-          <w:t>12:23</w:t>
-        </w:r>
-      </w:hyperlink>
+      <w:r>
+        <w:rPr>
+          <w:rtl/>
+          <w:cs/>
+          <w:lang w:val="ar_AE" w:bidi="ar_AE"/>
+        </w:rPr>
+        <w:t>12:23</w:t>
+      </w:r>
       <w:r>
         <w:rPr>
           <w:rtl/>
@@ -1868,20 +1610,14 @@
         </w:rPr>
         <w:t xml:space="preserve"> </w:t>
       </w:r>
-      <w:hyperlink r:id="rId54">
-        <w:r>
-          <w:rPr>
-            <w:rtl/>
-            <w:cs/>
-            <w:lang w:val="ar_AE" w:bidi="ar_AE"/>
-          </w:rPr>
-          <w:rPr>
-            <w:color w:val="0000EE"/>
-            <w:u w:val="single"/>
-          </w:rPr>
-          <w:t>مرقس 10:47–48</w:t>
-        </w:r>
-      </w:hyperlink>
+      <w:r>
+        <w:rPr>
+          <w:rtl/>
+          <w:cs/>
+          <w:lang w:val="ar_AE" w:bidi="ar_AE"/>
+        </w:rPr>
+        <w:t>مرقس 10:47–48</w:t>
+      </w:r>
       <w:r>
         <w:rPr>
           <w:rtl/>
@@ -1898,20 +1634,14 @@
         </w:rPr>
         <w:t xml:space="preserve"> </w:t>
       </w:r>
-      <w:hyperlink r:id="rId55">
-        <w:r>
-          <w:rPr>
-            <w:rtl/>
-            <w:cs/>
-            <w:lang w:val="ar_AE" w:bidi="ar_AE"/>
-          </w:rPr>
-          <w:rPr>
-            <w:color w:val="0000EE"/>
-            <w:u w:val="single"/>
-          </w:rPr>
-          <w:t>11:10</w:t>
-        </w:r>
-      </w:hyperlink>
+      <w:r>
+        <w:rPr>
+          <w:rtl/>
+          <w:cs/>
+          <w:lang w:val="ar_AE" w:bidi="ar_AE"/>
+        </w:rPr>
+        <w:t>11:10</w:t>
+      </w:r>
       <w:r>
         <w:rPr>
           <w:rtl/>
@@ -1928,20 +1658,14 @@
         </w:rPr>
         <w:t xml:space="preserve"> </w:t>
       </w:r>
-      <w:hyperlink r:id="rId56">
-        <w:r>
-          <w:rPr>
-            <w:rtl/>
-            <w:cs/>
-            <w:lang w:val="ar_AE" w:bidi="ar_AE"/>
-          </w:rPr>
-          <w:rPr>
-            <w:color w:val="0000EE"/>
-            <w:u w:val="single"/>
-          </w:rPr>
-          <w:t>12:35–37</w:t>
-        </w:r>
-      </w:hyperlink>
+      <w:r>
+        <w:rPr>
+          <w:rtl/>
+          <w:cs/>
+          <w:lang w:val="ar_AE" w:bidi="ar_AE"/>
+        </w:rPr>
+        <w:t>12:35–37</w:t>
+      </w:r>
       <w:r>
         <w:rPr>
           <w:rtl/>
@@ -1958,20 +1682,14 @@
         </w:rPr>
         <w:t xml:space="preserve"> </w:t>
       </w:r>
-      <w:hyperlink r:id="rId57">
-        <w:r>
-          <w:rPr>
-            <w:rtl/>
-            <w:cs/>
-            <w:lang w:val="ar_AE" w:bidi="ar_AE"/>
-          </w:rPr>
-          <w:rPr>
-            <w:color w:val="0000EE"/>
-            <w:u w:val="single"/>
-          </w:rPr>
-          <w:t>لوقا 18:38–39</w:t>
-        </w:r>
-      </w:hyperlink>
+      <w:r>
+        <w:rPr>
+          <w:rtl/>
+          <w:cs/>
+          <w:lang w:val="ar_AE" w:bidi="ar_AE"/>
+        </w:rPr>
+        <w:t>لوقا 18:38–39</w:t>
+      </w:r>
       <w:r>
         <w:rPr>
           <w:rtl/>
@@ -1988,20 +1706,14 @@
         </w:rPr>
         <w:t xml:space="preserve"> </w:t>
       </w:r>
-      <w:hyperlink r:id="rId58">
-        <w:r>
-          <w:rPr>
-            <w:rtl/>
-            <w:cs/>
-            <w:lang w:val="ar_AE" w:bidi="ar_AE"/>
-          </w:rPr>
-          <w:rPr>
-            <w:color w:val="0000EE"/>
-            <w:u w:val="single"/>
-          </w:rPr>
-          <w:t>20:41–44</w:t>
-        </w:r>
-      </w:hyperlink>
+      <w:r>
+        <w:rPr>
+          <w:rtl/>
+          <w:cs/>
+          <w:lang w:val="ar_AE" w:bidi="ar_AE"/>
+        </w:rPr>
+        <w:t>20:41–44</w:t>
+      </w:r>
       <w:r>
         <w:rPr>
           <w:rtl/>
@@ -2018,20 +1730,14 @@
         </w:rPr>
         <w:t xml:space="preserve"> </w:t>
       </w:r>
-      <w:hyperlink r:id="rId59">
-        <w:r>
-          <w:rPr>
-            <w:rtl/>
-            <w:cs/>
-            <w:lang w:val="ar_AE" w:bidi="ar_AE"/>
-          </w:rPr>
-          <w:rPr>
-            <w:color w:val="0000EE"/>
-            <w:u w:val="single"/>
-          </w:rPr>
-          <w:t>يوحنا 7:42</w:t>
-        </w:r>
-      </w:hyperlink>
+      <w:r>
+        <w:rPr>
+          <w:rtl/>
+          <w:cs/>
+          <w:lang w:val="ar_AE" w:bidi="ar_AE"/>
+        </w:rPr>
+        <w:t>يوحنا 7:42</w:t>
+      </w:r>
       <w:r>
         <w:rPr>
           <w:rtl/>
@@ -2048,20 +1754,14 @@
         </w:rPr>
         <w:t xml:space="preserve"> </w:t>
       </w:r>
-      <w:hyperlink r:id="rId60">
-        <w:r>
-          <w:rPr>
-            <w:rtl/>
-            <w:cs/>
-            <w:lang w:val="ar_AE" w:bidi="ar_AE"/>
-          </w:rPr>
-          <w:rPr>
-            <w:color w:val="0000EE"/>
-            <w:u w:val="single"/>
-          </w:rPr>
-          <w:t>رؤيا 5:5</w:t>
-        </w:r>
-      </w:hyperlink>
+      <w:r>
+        <w:rPr>
+          <w:rtl/>
+          <w:cs/>
+          <w:lang w:val="ar_AE" w:bidi="ar_AE"/>
+        </w:rPr>
+        <w:t>رؤيا 5:5</w:t>
+      </w:r>
       <w:r>
         <w:rPr>
           <w:rtl/>
@@ -2078,20 +1778,14 @@
         </w:rPr>
         <w:t xml:space="preserve"> </w:t>
       </w:r>
-      <w:hyperlink r:id="rId61">
-        <w:r>
-          <w:rPr>
-            <w:rtl/>
-            <w:cs/>
-            <w:lang w:val="ar_AE" w:bidi="ar_AE"/>
-          </w:rPr>
-          <w:rPr>
-            <w:color w:val="0000EE"/>
-            <w:u w:val="single"/>
-          </w:rPr>
-          <w:t>22:16</w:t>
-        </w:r>
-      </w:hyperlink>
+      <w:r>
+        <w:rPr>
+          <w:rtl/>
+          <w:cs/>
+          <w:lang w:val="ar_AE" w:bidi="ar_AE"/>
+        </w:rPr>
+        <w:t>22:16</w:t>
+      </w:r>
       <w:r>
         <w:rPr>
           <w:rtl/>
@@ -2100,20 +1794,14 @@
         </w:rPr>
         <w:t xml:space="preserve">). إن حياة داود وحكمه يرمزان إلى الحكم المسياني ليسوع المسيح، الذي سيستمر إلى الأبد (انظر </w:t>
       </w:r>
-      <w:hyperlink r:id="rId62">
-        <w:r>
-          <w:rPr>
-            <w:rtl/>
-            <w:cs/>
-            <w:lang w:val="ar_AE" w:bidi="ar_AE"/>
-          </w:rPr>
-          <w:rPr>
-            <w:color w:val="0000EE"/>
-            <w:u w:val="single"/>
-          </w:rPr>
-          <w:t>لوقا 1:32–33</w:t>
-        </w:r>
-      </w:hyperlink>
+      <w:r>
+        <w:rPr>
+          <w:rtl/>
+          <w:cs/>
+          <w:lang w:val="ar_AE" w:bidi="ar_AE"/>
+        </w:rPr>
+        <w:t>لوقا 1:32–33</w:t>
+      </w:r>
       <w:r>
         <w:rPr>
           <w:rtl/>
@@ -2130,20 +1818,14 @@
         </w:rPr>
         <w:t xml:space="preserve"> </w:t>
       </w:r>
-      <w:hyperlink r:id="rId63">
-        <w:r>
-          <w:rPr>
-            <w:rtl/>
-            <w:cs/>
-            <w:lang w:val="ar_AE" w:bidi="ar_AE"/>
-          </w:rPr>
-          <w:rPr>
-            <w:color w:val="0000EE"/>
-            <w:u w:val="single"/>
-          </w:rPr>
-          <w:t>رؤيا 11:15</w:t>
-        </w:r>
-      </w:hyperlink>
+      <w:r>
+        <w:rPr>
+          <w:rtl/>
+          <w:cs/>
+          <w:lang w:val="ar_AE" w:bidi="ar_AE"/>
+        </w:rPr>
+        <w:t>رؤيا 11:15</w:t>
+      </w:r>
       <w:r>
         <w:rPr>
           <w:rtl/>
@@ -2185,20 +1867,14 @@
           <w:lang w:val="ar_AE" w:bidi="ar_AE"/>
         </w:rPr>
       </w:r>
-      <w:hyperlink r:id="rId64">
-        <w:r>
-          <w:rPr>
-            <w:rtl/>
-            <w:cs/>
-            <w:lang w:val="ar_AE" w:bidi="ar_AE"/>
-          </w:rPr>
-          <w:rPr>
-            <w:color w:val="0000EE"/>
-            <w:u w:val="single"/>
-          </w:rPr>
-          <w:t>راعوث 4:13–22</w:t>
-        </w:r>
-      </w:hyperlink>
+      <w:r>
+        <w:rPr>
+          <w:rtl/>
+          <w:cs/>
+          <w:lang w:val="ar_AE" w:bidi="ar_AE"/>
+        </w:rPr>
+        <w:t>راعوث 4:13–22</w:t>
+      </w:r>
       <w:r>
         <w:rPr>
           <w:rtl/>
@@ -2215,20 +1891,14 @@
         </w:rPr>
         <w:t xml:space="preserve"> </w:t>
       </w:r>
-      <w:hyperlink r:id="rId65">
-        <w:r>
-          <w:rPr>
-            <w:rtl/>
-            <w:cs/>
-            <w:lang w:val="ar_AE" w:bidi="ar_AE"/>
-          </w:rPr>
-          <w:rPr>
-            <w:color w:val="0000EE"/>
-            <w:u w:val="single"/>
-          </w:rPr>
-          <w:t>1صموئيل 16:1–17:58</w:t>
-        </w:r>
-      </w:hyperlink>
+      <w:r>
+        <w:rPr>
+          <w:rtl/>
+          <w:cs/>
+          <w:lang w:val="ar_AE" w:bidi="ar_AE"/>
+        </w:rPr>
+        <w:t>1صموئيل 16:1–17:58</w:t>
+      </w:r>
       <w:r>
         <w:rPr>
           <w:rtl/>
@@ -2245,20 +1915,14 @@
         </w:rPr>
         <w:t xml:space="preserve"> </w:t>
       </w:r>
-      <w:hyperlink r:id="rId66">
-        <w:r>
-          <w:rPr>
-            <w:rtl/>
-            <w:cs/>
-            <w:lang w:val="ar_AE" w:bidi="ar_AE"/>
-          </w:rPr>
-          <w:rPr>
-            <w:color w:val="0000EE"/>
-            <w:u w:val="single"/>
-          </w:rPr>
-          <w:t>18:1–27:12</w:t>
-        </w:r>
-      </w:hyperlink>
+      <w:r>
+        <w:rPr>
+          <w:rtl/>
+          <w:cs/>
+          <w:lang w:val="ar_AE" w:bidi="ar_AE"/>
+        </w:rPr>
+        <w:t>18:1–27:12</w:t>
+      </w:r>
       <w:r>
         <w:rPr>
           <w:rtl/>
@@ -2275,20 +1939,14 @@
         </w:rPr>
         <w:t xml:space="preserve"> </w:t>
       </w:r>
-      <w:hyperlink r:id="rId67">
-        <w:r>
-          <w:rPr>
-            <w:rtl/>
-            <w:cs/>
-            <w:lang w:val="ar_AE" w:bidi="ar_AE"/>
-          </w:rPr>
-          <w:rPr>
-            <w:color w:val="0000EE"/>
-            <w:u w:val="single"/>
-          </w:rPr>
-          <w:t>29:1–30:31</w:t>
-        </w:r>
-      </w:hyperlink>
+      <w:r>
+        <w:rPr>
+          <w:rtl/>
+          <w:cs/>
+          <w:lang w:val="ar_AE" w:bidi="ar_AE"/>
+        </w:rPr>
+        <w:t>29:1–30:31</w:t>
+      </w:r>
       <w:r>
         <w:rPr>
           <w:rtl/>
@@ -2305,20 +1963,14 @@
         </w:rPr>
         <w:t xml:space="preserve"> </w:t>
       </w:r>
-      <w:hyperlink r:id="rId68">
-        <w:r>
-          <w:rPr>
-            <w:rtl/>
-            <w:cs/>
-            <w:lang w:val="ar_AE" w:bidi="ar_AE"/>
-          </w:rPr>
-          <w:rPr>
-            <w:color w:val="0000EE"/>
-            <w:u w:val="single"/>
-          </w:rPr>
-          <w:t>2صموئيل 1:1–24:25</w:t>
-        </w:r>
-      </w:hyperlink>
+      <w:r>
+        <w:rPr>
+          <w:rtl/>
+          <w:cs/>
+          <w:lang w:val="ar_AE" w:bidi="ar_AE"/>
+        </w:rPr>
+        <w:t>2صموئيل 1:1–24:25</w:t>
+      </w:r>
       <w:r>
         <w:rPr>
           <w:rtl/>
@@ -2335,20 +1987,14 @@
         </w:rPr>
         <w:t xml:space="preserve"> </w:t>
       </w:r>
-      <w:hyperlink r:id="rId69">
-        <w:r>
-          <w:rPr>
-            <w:rtl/>
-            <w:cs/>
-            <w:lang w:val="ar_AE" w:bidi="ar_AE"/>
-          </w:rPr>
-          <w:rPr>
-            <w:color w:val="0000EE"/>
-            <w:u w:val="single"/>
-          </w:rPr>
-          <w:t>1ملوك 1:1–2:12</w:t>
-        </w:r>
-      </w:hyperlink>
+      <w:r>
+        <w:rPr>
+          <w:rtl/>
+          <w:cs/>
+          <w:lang w:val="ar_AE" w:bidi="ar_AE"/>
+        </w:rPr>
+        <w:t>1ملوك 1:1–2:12</w:t>
+      </w:r>
       <w:r>
         <w:rPr>
           <w:rtl/>
@@ -2365,20 +2011,14 @@
         </w:rPr>
         <w:t xml:space="preserve"> </w:t>
       </w:r>
-      <w:hyperlink r:id="rId70">
-        <w:r>
-          <w:rPr>
-            <w:rtl/>
-            <w:cs/>
-            <w:lang w:val="ar_AE" w:bidi="ar_AE"/>
-          </w:rPr>
-          <w:rPr>
-            <w:color w:val="0000EE"/>
-            <w:u w:val="single"/>
-          </w:rPr>
-          <w:t>1أخبار الأيام 11:1–29:30</w:t>
-        </w:r>
-      </w:hyperlink>
+      <w:r>
+        <w:rPr>
+          <w:rtl/>
+          <w:cs/>
+          <w:lang w:val="ar_AE" w:bidi="ar_AE"/>
+        </w:rPr>
+        <w:t>1أخبار الأيام 11:1–29:30</w:t>
+      </w:r>
       <w:r>
         <w:rPr>
           <w:rtl/>
@@ -2395,20 +2035,14 @@
         </w:rPr>
         <w:t xml:space="preserve"> </w:t>
       </w:r>
-      <w:hyperlink r:id="rId71">
-        <w:r>
-          <w:rPr>
-            <w:rtl/>
-            <w:cs/>
-            <w:lang w:val="ar_AE" w:bidi="ar_AE"/>
-          </w:rPr>
-          <w:rPr>
-            <w:color w:val="0000EE"/>
-            <w:u w:val="single"/>
-          </w:rPr>
-          <w:t>المزامير 1–32</w:t>
-        </w:r>
-      </w:hyperlink>
+      <w:r>
+        <w:rPr>
+          <w:rtl/>
+          <w:cs/>
+          <w:lang w:val="ar_AE" w:bidi="ar_AE"/>
+        </w:rPr>
+        <w:t>المزامير 1–32</w:t>
+      </w:r>
       <w:r>
         <w:rPr>
           <w:rtl/>
@@ -2417,20 +2051,14 @@
         </w:rPr>
         <w:t xml:space="preserve">، </w:t>
       </w:r>
-      <w:hyperlink r:id="rId72">
-        <w:r>
-          <w:rPr>
-            <w:rtl/>
-            <w:cs/>
-            <w:lang w:val="ar_AE" w:bidi="ar_AE"/>
-          </w:rPr>
-          <w:rPr>
-            <w:color w:val="0000EE"/>
-            <w:u w:val="single"/>
-          </w:rPr>
-          <w:t>34–41</w:t>
-        </w:r>
-      </w:hyperlink>
+      <w:r>
+        <w:rPr>
+          <w:rtl/>
+          <w:cs/>
+          <w:lang w:val="ar_AE" w:bidi="ar_AE"/>
+        </w:rPr>
+        <w:t>34–41</w:t>
+      </w:r>
       <w:r>
         <w:rPr>
           <w:rtl/>
@@ -2439,20 +2067,14 @@
         </w:rPr>
         <w:t xml:space="preserve">، </w:t>
       </w:r>
-      <w:hyperlink r:id="rId73">
-        <w:r>
-          <w:rPr>
-            <w:rtl/>
-            <w:cs/>
-            <w:lang w:val="ar_AE" w:bidi="ar_AE"/>
-          </w:rPr>
-          <w:rPr>
-            <w:color w:val="0000EE"/>
-            <w:u w:val="single"/>
-          </w:rPr>
-          <w:t>51–71</w:t>
-        </w:r>
-      </w:hyperlink>
+      <w:r>
+        <w:rPr>
+          <w:rtl/>
+          <w:cs/>
+          <w:lang w:val="ar_AE" w:bidi="ar_AE"/>
+        </w:rPr>
+        <w:t>51–71</w:t>
+      </w:r>
       <w:r>
         <w:rPr>
           <w:rtl/>
@@ -2461,20 +2083,14 @@
         </w:rPr>
         <w:t xml:space="preserve">، </w:t>
       </w:r>
-      <w:hyperlink r:id="rId74">
-        <w:r>
-          <w:rPr>
-            <w:rtl/>
-            <w:cs/>
-            <w:lang w:val="ar_AE" w:bidi="ar_AE"/>
-          </w:rPr>
-          <w:rPr>
-            <w:color w:val="0000EE"/>
-            <w:u w:val="single"/>
-          </w:rPr>
-          <w:t>86</w:t>
-        </w:r>
-      </w:hyperlink>
+      <w:r>
+        <w:rPr>
+          <w:rtl/>
+          <w:cs/>
+          <w:lang w:val="ar_AE" w:bidi="ar_AE"/>
+        </w:rPr>
+        <w:t>86</w:t>
+      </w:r>
       <w:r>
         <w:rPr>
           <w:rtl/>
@@ -2483,20 +2099,14 @@
         </w:rPr>
         <w:t xml:space="preserve">، </w:t>
       </w:r>
-      <w:hyperlink r:id="rId75">
-        <w:r>
-          <w:rPr>
-            <w:rtl/>
-            <w:cs/>
-            <w:lang w:val="ar_AE" w:bidi="ar_AE"/>
-          </w:rPr>
-          <w:rPr>
-            <w:color w:val="0000EE"/>
-            <w:u w:val="single"/>
-          </w:rPr>
-          <w:t>91–110</w:t>
-        </w:r>
-      </w:hyperlink>
+      <w:r>
+        <w:rPr>
+          <w:rtl/>
+          <w:cs/>
+          <w:lang w:val="ar_AE" w:bidi="ar_AE"/>
+        </w:rPr>
+        <w:t>91–110</w:t>
+      </w:r>
       <w:r>
         <w:rPr>
           <w:rtl/>
@@ -2505,20 +2115,14 @@
         </w:rPr>
         <w:t xml:space="preserve">، </w:t>
       </w:r>
-      <w:hyperlink r:id="rId76">
-        <w:r>
-          <w:rPr>
-            <w:rtl/>
-            <w:cs/>
-            <w:lang w:val="ar_AE" w:bidi="ar_AE"/>
-          </w:rPr>
-          <w:rPr>
-            <w:color w:val="0000EE"/>
-            <w:u w:val="single"/>
-          </w:rPr>
-          <w:t>122</w:t>
-        </w:r>
-      </w:hyperlink>
+      <w:r>
+        <w:rPr>
+          <w:rtl/>
+          <w:cs/>
+          <w:lang w:val="ar_AE" w:bidi="ar_AE"/>
+        </w:rPr>
+        <w:t>122</w:t>
+      </w:r>
       <w:r>
         <w:rPr>
           <w:rtl/>
@@ -2527,20 +2131,14 @@
         </w:rPr>
         <w:t xml:space="preserve">، </w:t>
       </w:r>
-      <w:hyperlink r:id="rId77">
-        <w:r>
-          <w:rPr>
-            <w:rtl/>
-            <w:cs/>
-            <w:lang w:val="ar_AE" w:bidi="ar_AE"/>
-          </w:rPr>
-          <w:rPr>
-            <w:color w:val="0000EE"/>
-            <w:u w:val="single"/>
-          </w:rPr>
-          <w:t>124</w:t>
-        </w:r>
-      </w:hyperlink>
+      <w:r>
+        <w:rPr>
+          <w:rtl/>
+          <w:cs/>
+          <w:lang w:val="ar_AE" w:bidi="ar_AE"/>
+        </w:rPr>
+        <w:t>124</w:t>
+      </w:r>
       <w:r>
         <w:rPr>
           <w:rtl/>
@@ -2549,20 +2147,14 @@
         </w:rPr>
         <w:t xml:space="preserve">، </w:t>
       </w:r>
-      <w:hyperlink r:id="rId78">
-        <w:r>
-          <w:rPr>
-            <w:rtl/>
-            <w:cs/>
-            <w:lang w:val="ar_AE" w:bidi="ar_AE"/>
-          </w:rPr>
-          <w:rPr>
-            <w:color w:val="0000EE"/>
-            <w:u w:val="single"/>
-          </w:rPr>
-          <w:t>131</w:t>
-        </w:r>
-      </w:hyperlink>
+      <w:r>
+        <w:rPr>
+          <w:rtl/>
+          <w:cs/>
+          <w:lang w:val="ar_AE" w:bidi="ar_AE"/>
+        </w:rPr>
+        <w:t>131</w:t>
+      </w:r>
       <w:r>
         <w:rPr>
           <w:rtl/>
@@ -2571,20 +2163,14 @@
         </w:rPr>
         <w:t xml:space="preserve">، </w:t>
       </w:r>
-      <w:hyperlink r:id="rId79">
-        <w:r>
-          <w:rPr>
-            <w:rtl/>
-            <w:cs/>
-            <w:lang w:val="ar_AE" w:bidi="ar_AE"/>
-          </w:rPr>
-          <w:rPr>
-            <w:color w:val="0000EE"/>
-            <w:u w:val="single"/>
-          </w:rPr>
-          <w:t>133</w:t>
-        </w:r>
-      </w:hyperlink>
+      <w:r>
+        <w:rPr>
+          <w:rtl/>
+          <w:cs/>
+          <w:lang w:val="ar_AE" w:bidi="ar_AE"/>
+        </w:rPr>
+        <w:t>133</w:t>
+      </w:r>
       <w:r>
         <w:rPr>
           <w:rtl/>
@@ -2593,20 +2179,14 @@
         </w:rPr>
         <w:t xml:space="preserve">، </w:t>
       </w:r>
-      <w:hyperlink r:id="rId80">
-        <w:r>
-          <w:rPr>
-            <w:rtl/>
-            <w:cs/>
-            <w:lang w:val="ar_AE" w:bidi="ar_AE"/>
-          </w:rPr>
-          <w:rPr>
-            <w:color w:val="0000EE"/>
-            <w:u w:val="single"/>
-          </w:rPr>
-          <w:t>138–145</w:t>
-        </w:r>
-      </w:hyperlink>
+      <w:r>
+        <w:rPr>
+          <w:rtl/>
+          <w:cs/>
+          <w:lang w:val="ar_AE" w:bidi="ar_AE"/>
+        </w:rPr>
+        <w:t>138–145</w:t>
+      </w:r>
       <w:r>
         <w:rPr>
           <w:rtl/>
@@ -2623,20 +2203,14 @@
         </w:rPr>
         <w:t xml:space="preserve"> </w:t>
       </w:r>
-      <w:hyperlink r:id="rId51">
-        <w:r>
-          <w:rPr>
-            <w:rtl/>
-            <w:cs/>
-            <w:lang w:val="ar_AE" w:bidi="ar_AE"/>
-          </w:rPr>
-          <w:rPr>
-            <w:color w:val="0000EE"/>
-            <w:u w:val="single"/>
-          </w:rPr>
-          <w:t>متى1:1</w:t>
-        </w:r>
-      </w:hyperlink>
+      <w:r>
+        <w:rPr>
+          <w:rtl/>
+          <w:cs/>
+          <w:lang w:val="ar_AE" w:bidi="ar_AE"/>
+        </w:rPr>
+        <w:t>متى1:1</w:t>
+      </w:r>
       <w:r>
         <w:rPr>
           <w:rtl/>
@@ -2653,20 +2227,14 @@
         </w:rPr>
         <w:t xml:space="preserve"> </w:t>
       </w:r>
-      <w:hyperlink r:id="rId52">
-        <w:r>
-          <w:rPr>
-            <w:rtl/>
-            <w:cs/>
-            <w:lang w:val="ar_AE" w:bidi="ar_AE"/>
-          </w:rPr>
-          <w:rPr>
-            <w:color w:val="0000EE"/>
-            <w:u w:val="single"/>
-          </w:rPr>
-          <w:t>9:27</w:t>
-        </w:r>
-      </w:hyperlink>
+      <w:r>
+        <w:rPr>
+          <w:rtl/>
+          <w:cs/>
+          <w:lang w:val="ar_AE" w:bidi="ar_AE"/>
+        </w:rPr>
+        <w:t>9:27</w:t>
+      </w:r>
       <w:r>
         <w:rPr>
           <w:rtl/>
@@ -2683,20 +2251,14 @@
         </w:rPr>
         <w:t xml:space="preserve"> </w:t>
       </w:r>
-      <w:hyperlink r:id="rId81">
-        <w:r>
-          <w:rPr>
-            <w:rtl/>
-            <w:cs/>
-            <w:lang w:val="ar_AE" w:bidi="ar_AE"/>
-          </w:rPr>
-          <w:rPr>
-            <w:color w:val="0000EE"/>
-            <w:u w:val="single"/>
-          </w:rPr>
-          <w:t>22:41–46</w:t>
-        </w:r>
-      </w:hyperlink>
+      <w:r>
+        <w:rPr>
+          <w:rtl/>
+          <w:cs/>
+          <w:lang w:val="ar_AE" w:bidi="ar_AE"/>
+        </w:rPr>
+        <w:t>22:41–46</w:t>
+      </w:r>
       <w:r>
         <w:rPr>
           <w:rtl/>
@@ -2713,20 +2275,14 @@
         </w:rPr>
         <w:t xml:space="preserve"> </w:t>
       </w:r>
-      <w:hyperlink r:id="rId56">
-        <w:r>
-          <w:rPr>
-            <w:rtl/>
-            <w:cs/>
-            <w:lang w:val="ar_AE" w:bidi="ar_AE"/>
-          </w:rPr>
-          <w:rPr>
-            <w:color w:val="0000EE"/>
-            <w:u w:val="single"/>
-          </w:rPr>
-          <w:t>مرقس 12:35–37</w:t>
-        </w:r>
-      </w:hyperlink>
+      <w:r>
+        <w:rPr>
+          <w:rtl/>
+          <w:cs/>
+          <w:lang w:val="ar_AE" w:bidi="ar_AE"/>
+        </w:rPr>
+        <w:t>مرقس 12:35–37</w:t>
+      </w:r>
       <w:r>
         <w:rPr>
           <w:rtl/>
@@ -2743,20 +2299,14 @@
         </w:rPr>
         <w:t xml:space="preserve"> </w:t>
       </w:r>
-      <w:hyperlink r:id="rId58">
-        <w:r>
-          <w:rPr>
-            <w:rtl/>
-            <w:cs/>
-            <w:lang w:val="ar_AE" w:bidi="ar_AE"/>
-          </w:rPr>
-          <w:rPr>
-            <w:color w:val="0000EE"/>
-            <w:u w:val="single"/>
-          </w:rPr>
-          <w:t>لوقا 20:41–44</w:t>
-        </w:r>
-      </w:hyperlink>
+      <w:r>
+        <w:rPr>
+          <w:rtl/>
+          <w:cs/>
+          <w:lang w:val="ar_AE" w:bidi="ar_AE"/>
+        </w:rPr>
+        <w:t>لوقا 20:41–44</w:t>
+      </w:r>
       <w:r>
         <w:rPr>
           <w:rtl/>
@@ -2773,20 +2323,14 @@
         </w:rPr>
         <w:t xml:space="preserve"> </w:t>
       </w:r>
-      <w:hyperlink r:id="rId82">
-        <w:r>
-          <w:rPr>
-            <w:rtl/>
-            <w:cs/>
-            <w:lang w:val="ar_AE" w:bidi="ar_AE"/>
-          </w:rPr>
-          <w:rPr>
-            <w:color w:val="0000EE"/>
-            <w:u w:val="single"/>
-          </w:rPr>
-          <w:t>يوحنا 7:40–44</w:t>
-        </w:r>
-      </w:hyperlink>
+      <w:r>
+        <w:rPr>
+          <w:rtl/>
+          <w:cs/>
+          <w:lang w:val="ar_AE" w:bidi="ar_AE"/>
+        </w:rPr>
+        <w:t>يوحنا 7:40–44</w:t>
+      </w:r>
       <w:r>
         <w:rPr>
           <w:rtl/>
@@ -2803,20 +2347,14 @@
         </w:rPr>
         <w:t xml:space="preserve"> </w:t>
       </w:r>
-      <w:hyperlink r:id="rId83">
-        <w:r>
-          <w:rPr>
-            <w:rtl/>
-            <w:cs/>
-            <w:lang w:val="ar_AE" w:bidi="ar_AE"/>
-          </w:rPr>
-          <w:rPr>
-            <w:color w:val="0000EE"/>
-            <w:u w:val="single"/>
-          </w:rPr>
-          <w:t>أعمال الرسل 2:22–37</w:t>
-        </w:r>
-      </w:hyperlink>
+      <w:r>
+        <w:rPr>
+          <w:rtl/>
+          <w:cs/>
+          <w:lang w:val="ar_AE" w:bidi="ar_AE"/>
+        </w:rPr>
+        <w:t>أعمال الرسل 2:22–37</w:t>
+      </w:r>
       <w:r>
         <w:rPr>
           <w:rtl/>
@@ -2833,20 +2371,14 @@
         </w:rPr>
         <w:t xml:space="preserve"> </w:t>
       </w:r>
-      <w:hyperlink r:id="rId84">
-        <w:r>
-          <w:rPr>
-            <w:rtl/>
-            <w:cs/>
-            <w:lang w:val="ar_AE" w:bidi="ar_AE"/>
-          </w:rPr>
-          <w:rPr>
-            <w:color w:val="0000EE"/>
-            <w:u w:val="single"/>
-          </w:rPr>
-          <w:t>13:20–43</w:t>
-        </w:r>
-      </w:hyperlink>
+      <w:r>
+        <w:rPr>
+          <w:rtl/>
+          <w:cs/>
+          <w:lang w:val="ar_AE" w:bidi="ar_AE"/>
+        </w:rPr>
+        <w:t>13:20–43</w:t>
+      </w:r>
       <w:r>
         <w:rPr>
           <w:rtl/>
@@ -2863,20 +2395,14 @@
         </w:rPr>
         <w:t xml:space="preserve"> </w:t>
       </w:r>
-      <w:hyperlink r:id="rId85">
-        <w:r>
-          <w:rPr>
-            <w:rtl/>
-            <w:cs/>
-            <w:lang w:val="ar_AE" w:bidi="ar_AE"/>
-          </w:rPr>
-          <w:rPr>
-            <w:color w:val="0000EE"/>
-            <w:u w:val="single"/>
-          </w:rPr>
-          <w:t>رومية1:3</w:t>
-        </w:r>
-      </w:hyperlink>
+      <w:r>
+        <w:rPr>
+          <w:rtl/>
+          <w:cs/>
+          <w:lang w:val="ar_AE" w:bidi="ar_AE"/>
+        </w:rPr>
+        <w:t>رومية1:3</w:t>
+      </w:r>
       <w:r>
         <w:rPr>
           <w:rtl/>
@@ -2893,20 +2419,14 @@
         </w:rPr>
         <w:t xml:space="preserve"> </w:t>
       </w:r>
-      <w:hyperlink r:id="rId61">
-        <w:r>
-          <w:rPr>
-            <w:rtl/>
-            <w:cs/>
-            <w:lang w:val="ar_AE" w:bidi="ar_AE"/>
-          </w:rPr>
-          <w:rPr>
-            <w:color w:val="0000EE"/>
-            <w:u w:val="single"/>
-          </w:rPr>
-          <w:t>رؤيا 22:16.</w:t>
-        </w:r>
-      </w:hyperlink>
+      <w:r>
+        <w:rPr>
+          <w:rtl/>
+          <w:cs/>
+          <w:lang w:val="ar_AE" w:bidi="ar_AE"/>
+        </w:rPr>
+        <w:t>رؤيا 22:16.</w:t>
+      </w:r>
       <w:r>
         <w:rPr>
           <w:rtl/>
@@ -2990,20 +2510,14 @@
         </w:rPr>
         <w:t xml:space="preserve">" (انظر </w:t>
       </w:r>
-      <w:hyperlink r:id="rId86">
-        <w:r>
-          <w:rPr>
-            <w:rtl/>
-            <w:cs/>
-            <w:lang w:val="ar_AE" w:bidi="ar_AE"/>
-          </w:rPr>
-          <w:rPr>
-            <w:color w:val="0000EE"/>
-            <w:u w:val="single"/>
-          </w:rPr>
-          <w:t>القضاة 5:7</w:t>
-        </w:r>
-      </w:hyperlink>
+      <w:r>
+        <w:rPr>
+          <w:rtl/>
+          <w:cs/>
+          <w:lang w:val="ar_AE" w:bidi="ar_AE"/>
+        </w:rPr>
+        <w:t>القضاة 5:7</w:t>
+      </w:r>
       <w:r>
         <w:rPr>
           <w:rtl/>
@@ -3048,20 +2562,14 @@
         </w:rPr>
         <w:t>" (</w:t>
       </w:r>
-      <w:hyperlink r:id="rId87">
-        <w:r>
-          <w:rPr>
-            <w:rtl/>
-            <w:cs/>
-            <w:lang w:val="ar_AE" w:bidi="ar_AE"/>
-          </w:rPr>
-          <w:rPr>
-            <w:color w:val="0000EE"/>
-            <w:u w:val="single"/>
-          </w:rPr>
-          <w:t>قضاة 4:1</w:t>
-        </w:r>
-      </w:hyperlink>
+      <w:r>
+        <w:rPr>
+          <w:rtl/>
+          <w:cs/>
+          <w:lang w:val="ar_AE" w:bidi="ar_AE"/>
+        </w:rPr>
+        <w:t>قضاة 4:1</w:t>
+      </w:r>
       <w:r>
         <w:rPr>
           <w:rtl/>
@@ -3070,20 +2578,14 @@
         </w:rPr>
         <w:t>). لذلك، أسلّمهم الله إلى من يضايقهم ويضطهدهم، وهو يَابِين مَلِك كَنْعَان. فعاد إسرائيل يصرخ إلى الرب طلبًا لمعونته (</w:t>
       </w:r>
-      <w:hyperlink r:id="rId88">
-        <w:r>
-          <w:rPr>
-            <w:rtl/>
-            <w:cs/>
-            <w:lang w:val="ar_AE" w:bidi="ar_AE"/>
-          </w:rPr>
-          <w:rPr>
-            <w:color w:val="0000EE"/>
-            <w:u w:val="single"/>
-          </w:rPr>
-          <w:t>قضاة 4:3</w:t>
-        </w:r>
-      </w:hyperlink>
+      <w:r>
+        <w:rPr>
+          <w:rtl/>
+          <w:cs/>
+          <w:lang w:val="ar_AE" w:bidi="ar_AE"/>
+        </w:rPr>
+        <w:t>قضاة 4:3</w:t>
+      </w:r>
       <w:r>
         <w:rPr>
           <w:rtl/>
@@ -3112,20 +2614,14 @@
         </w:rPr>
         <w:t>دعا الله باراق بواسطة دَبُورَة لمحاربة سيسرا، قائد جيش يَابِين. ومع ذلك، لم يكن لدى باراق الحماسة أو الشجاعة الكافية. فأصر باراق على أن ترافقه دَبُورَة. وافقت دَبُورَة لكنها حذرته أن مجد الانتصار سيُنسب لامرأة، وليس لباراق. وقد تحقق ذلك عندما هزم باراق سيسرا وجيشه، إنما من نالت المجد هي يَاعِيل المْرَأة التي قتلت سيسرا. لم يكن لدى باراق الشجاعة الكافية ولا القيادة الكاملة. هذا على النقيض تمامًا من شجاعة وقيادة دَبُورَة ويَاعِيل. لقد أسهمت أفعال دَبُورَة في أن تنعم إسرائيل بأربعين عامًا من السلام (</w:t>
       </w:r>
-      <w:hyperlink r:id="rId89">
-        <w:r>
-          <w:rPr>
-            <w:rtl/>
-            <w:cs/>
-            <w:lang w:val="ar_AE" w:bidi="ar_AE"/>
-          </w:rPr>
-          <w:rPr>
-            <w:color w:val="0000EE"/>
-            <w:u w:val="single"/>
-          </w:rPr>
-          <w:t>القضاة 5:31</w:t>
-        </w:r>
-      </w:hyperlink>
+      <w:r>
+        <w:rPr>
+          <w:rtl/>
+          <w:cs/>
+          <w:lang w:val="ar_AE" w:bidi="ar_AE"/>
+        </w:rPr>
+        <w:t>القضاة 5:31</w:t>
+      </w:r>
       <w:r>
         <w:rPr>
           <w:rtl/>
@@ -3167,20 +2663,14 @@
           <w:lang w:val="ar_AE" w:bidi="ar_AE"/>
         </w:rPr>
       </w:r>
-      <w:hyperlink r:id="rId90">
-        <w:r>
-          <w:rPr>
-            <w:rtl/>
-            <w:cs/>
-            <w:lang w:val="ar_AE" w:bidi="ar_AE"/>
-          </w:rPr>
-          <w:rPr>
-            <w:color w:val="0000EE"/>
-            <w:u w:val="single"/>
-          </w:rPr>
-          <w:t>القضاة 4:1–5:31.</w:t>
-        </w:r>
-      </w:hyperlink>
+      <w:r>
+        <w:rPr>
+          <w:rtl/>
+          <w:cs/>
+          <w:lang w:val="ar_AE" w:bidi="ar_AE"/>
+        </w:rPr>
+        <w:t>القضاة 4:1–5:31.</w:t>
+      </w:r>
       <w:r>
         <w:rPr>
           <w:rtl/>
